--- a/powerapps/GUIDE-MISE-EN-PRODUCTION.docx
+++ b/powerapps/GUIDE-MISE-EN-PRODUCTION.docx
@@ -2226,7 +2226,7 @@
               <w:jc w:val="left"/>
             </w:pPr>
             <w:r>
-              <w:t xml:space="preserve">Onglet Synthèse (moyennes)</w:t>
+              <w:t xml:space="preserve">Onglet Synthèse (moyennes) et toutes les dates</w:t>
             </w:r>
           </w:p>
         </w:tc>
@@ -2262,7 +2262,7 @@
               <w:t xml:space="preserve"> </w:t>
             </w:r>
             <w:r>
-              <w:t xml:space="preserve">était refusé, et</w:t>
+              <w:t xml:space="preserve">était refusé.</w:t>
             </w:r>
             <w:r>
               <w:t xml:space="preserve"> </w:t>
@@ -2277,7 +2277,32 @@
               <w:t xml:space="preserve"> </w:t>
             </w:r>
             <w:r>
-              <w:t xml:space="preserve">donnait « Code de langue fr-CA non pris en charge ».</w:t>
+              <w:rPr>
+                <w:bCs/>
+                <w:b/>
+              </w:rPr>
+              <w:t xml:space="preserve">et</w:t>
+            </w:r>
+            <w:r>
+              <w:t xml:space="preserve"> </w:t>
+            </w:r>
+            <w:r>
+              <w:t xml:space="preserve">les formats</w:t>
+            </w:r>
+            <w:r>
+              <w:t xml:space="preserve"> </w:t>
+            </w:r>
+            <w:r>
+              <w:rPr>
+                <w:rStyle w:val="VerbatimChar"/>
+              </w:rPr>
+              <w:t xml:space="preserve">"[$-fr-CA]d mmmm yyyy"</w:t>
+            </w:r>
+            <w:r>
+              <w:t xml:space="preserve"> </w:t>
+            </w:r>
+            <w:r>
+              <w:t xml:space="preserve">donnaient « Code de langue fr-CA non pris en charge ».</w:t>
             </w:r>
           </w:p>
         </w:tc>
@@ -2304,7 +2329,23 @@
               <w:t xml:space="preserve"> </w:t>
             </w:r>
             <w:r>
-              <w:t xml:space="preserve">et sans</w:t>
+              <w:t xml:space="preserve">;</w:t>
+            </w:r>
+            <w:r>
+              <w:t xml:space="preserve"> </w:t>
+            </w:r>
+            <w:r>
+              <w:rPr>
+                <w:bCs/>
+                <w:b/>
+              </w:rPr>
+              <w:t xml:space="preserve">aucun « fr-CA »</w:t>
+            </w:r>
+            <w:r>
+              <w:t xml:space="preserve"> </w:t>
+            </w:r>
+            <w:r>
+              <w:t xml:space="preserve">dans l’application (chercher</w:t>
             </w:r>
             <w:r>
               <w:t xml:space="preserve"> </w:t>
@@ -2313,13 +2354,157 @@
               <w:rPr>
                 <w:rStyle w:val="VerbatimChar"/>
               </w:rPr>
-              <w:t xml:space="preserve">"fr-CA"</w:t>
-            </w:r>
-            <w:r>
-              <w:t xml:space="preserve"> </w:t>
-            </w:r>
-            <w:r>
-              <w:t xml:space="preserve">(partie 5).</w:t>
+              <w:t xml:space="preserve">[$-fr-CA]</w:t>
+            </w:r>
+            <w:r>
+              <w:t xml:space="preserve"> </w:t>
+            </w:r>
+            <w:r>
+              <w:t xml:space="preserve">avec la loupe et l’effacer). Voir</w:t>
+            </w:r>
+            <w:r>
+              <w:t xml:space="preserve"> </w:t>
+            </w:r>
+            <w:r>
+              <w:rPr>
+                <w:rStyle w:val="VerbatimChar"/>
+              </w:rPr>
+              <w:t xml:space="preserve">FORMULES-POWERAPPS-FINALES.txt</w:t>
+            </w:r>
+            <w:r>
+              <w:t xml:space="preserve">, partie 9.</w:t>
+            </w:r>
+          </w:p>
+        </w:tc>
+      </w:tr>
+      <w:tr>
+        <w:tc>
+          <w:tcPr/>
+          <w:p>
+            <w:pPr>
+              <w:pStyle w:val="Compact"/>
+              <w:jc w:val="left"/>
+            </w:pPr>
+            <w:r>
+              <w:t xml:space="preserve">18</w:t>
+            </w:r>
+          </w:p>
+        </w:tc>
+        <w:tc>
+          <w:tcPr/>
+          <w:p>
+            <w:pPr>
+              <w:pStyle w:val="Compact"/>
+              <w:jc w:val="left"/>
+            </w:pPr>
+            <w:r>
+              <w:t xml:space="preserve">Bouton Aperçu PDF</w:t>
+            </w:r>
+          </w:p>
+        </w:tc>
+        <w:tc>
+          <w:tcPr/>
+          <w:p>
+            <w:pPr>
+              <w:pStyle w:val="Compact"/>
+              <w:jc w:val="left"/>
+            </w:pPr>
+            <w:r>
+              <w:t xml:space="preserve">Le PDF ne s’ouvrait pas : le navigateur bloque l’onglet ouvert 10 à 30 secondes après le clic.</w:t>
+            </w:r>
+          </w:p>
+        </w:tc>
+        <w:tc>
+          <w:tcPr/>
+          <w:p>
+            <w:pPr>
+              <w:pStyle w:val="Compact"/>
+              <w:jc w:val="left"/>
+            </w:pPr>
+            <w:r>
+              <w:t xml:space="preserve">Nouveau bouton</w:t>
+            </w:r>
+            <w:r>
+              <w:t xml:space="preserve"> </w:t>
+            </w:r>
+            <w:r>
+              <w:rPr>
+                <w:bCs/>
+                <w:b/>
+              </w:rPr>
+              <w:t xml:space="preserve">📄 Ouvrir le PDF</w:t>
+            </w:r>
+            <w:r>
+              <w:t xml:space="preserve"> </w:t>
+            </w:r>
+            <w:r>
+              <w:t xml:space="preserve">(partie 10 du fichier des formules).</w:t>
+            </w:r>
+          </w:p>
+        </w:tc>
+      </w:tr>
+      <w:tr>
+        <w:tc>
+          <w:tcPr/>
+          <w:p>
+            <w:pPr>
+              <w:pStyle w:val="Compact"/>
+              <w:jc w:val="left"/>
+            </w:pPr>
+            <w:r>
+              <w:t xml:space="preserve">19</w:t>
+            </w:r>
+          </w:p>
+        </w:tc>
+        <w:tc>
+          <w:tcPr/>
+          <w:p>
+            <w:pPr>
+              <w:pStyle w:val="Compact"/>
+              <w:jc w:val="left"/>
+            </w:pPr>
+            <w:r>
+              <w:t xml:space="preserve">Tests avec d’autres comptes</w:t>
+            </w:r>
+          </w:p>
+        </w:tc>
+        <w:tc>
+          <w:tcPr/>
+          <w:p>
+            <w:pPr>
+              <w:pStyle w:val="Compact"/>
+              <w:jc w:val="left"/>
+            </w:pPr>
+            <w:r>
+              <w:t xml:space="preserve">« You are not a member of the environment’s security group »</w:t>
+            </w:r>
+          </w:p>
+        </w:tc>
+        <w:tc>
+          <w:tcPr/>
+          <w:p>
+            <w:pPr>
+              <w:pStyle w:val="Compact"/>
+              <w:jc w:val="left"/>
+            </w:pPr>
+            <w:r>
+              <w:t xml:space="preserve">Normal dans le bac à sable : seules les personnes du</w:t>
+            </w:r>
+            <w:r>
+              <w:t xml:space="preserve"> </w:t>
+            </w:r>
+            <w:r>
+              <w:rPr>
+                <w:bCs/>
+                <w:b/>
+              </w:rPr>
+              <w:t xml:space="preserve">groupe de sécurité</w:t>
+            </w:r>
+            <w:r>
+              <w:t xml:space="preserve"> </w:t>
+            </w:r>
+            <w:r>
+              <w:t xml:space="preserve">de l’environnement peuvent ouvrir l’application. Les TI doivent y ajouter les testeurs, et prévoir le bon groupe en pré-prod et en prod.</w:t>
             </w:r>
           </w:p>
         </w:tc>
@@ -6302,17 +6487,120 @@
               </w:rPr>
               <w:t xml:space="preserve">Text(…; "fr-CA")</w:t>
             </w:r>
-          </w:p>
-        </w:tc>
-        <w:tc>
-          <w:tcPr/>
-          <w:p>
-            <w:pPr>
-              <w:pStyle w:val="Compact"/>
-              <w:jc w:val="left"/>
-            </w:pPr>
-            <w:r>
-              <w:t xml:space="preserve">Retirer le 3ᵉ argument</w:t>
+            <w:r>
+              <w:t xml:space="preserve"> </w:t>
+            </w:r>
+            <w:r>
+              <w:t xml:space="preserve">ou un format</w:t>
+            </w:r>
+            <w:r>
+              <w:t xml:space="preserve"> </w:t>
+            </w:r>
+            <w:r>
+              <w:rPr>
+                <w:rStyle w:val="VerbatimChar"/>
+              </w:rPr>
+              <w:t xml:space="preserve">[$-fr-CA]</w:t>
+            </w:r>
+          </w:p>
+        </w:tc>
+        <w:tc>
+          <w:tcPr/>
+          <w:p>
+            <w:pPr>
+              <w:pStyle w:val="Compact"/>
+              <w:jc w:val="left"/>
+            </w:pPr>
+            <w:r>
+              <w:t xml:space="preserve">Retirer « fr-CA » partout (loupe ›</w:t>
+            </w:r>
+            <w:r>
+              <w:t xml:space="preserve"> </w:t>
+            </w:r>
+            <w:r>
+              <w:rPr>
+                <w:rStyle w:val="VerbatimChar"/>
+              </w:rPr>
+              <w:t xml:space="preserve">[$-fr-CA]</w:t>
+            </w:r>
+            <w:r>
+              <w:t xml:space="preserve">)</w:t>
+            </w:r>
+          </w:p>
+        </w:tc>
+      </w:tr>
+      <w:tr>
+        <w:tc>
+          <w:tcPr/>
+          <w:p>
+            <w:pPr>
+              <w:pStyle w:val="Compact"/>
+              <w:jc w:val="left"/>
+            </w:pPr>
+            <w:r>
+              <w:t xml:space="preserve">Le PDF est créé, mais ne s’ouvre pas</w:t>
+            </w:r>
+          </w:p>
+        </w:tc>
+        <w:tc>
+          <w:tcPr/>
+          <w:p>
+            <w:pPr>
+              <w:pStyle w:val="Compact"/>
+              <w:jc w:val="left"/>
+            </w:pPr>
+            <w:r>
+              <w:t xml:space="preserve">Ouverture d’onglet bloquée par le navigateur</w:t>
+            </w:r>
+          </w:p>
+        </w:tc>
+        <w:tc>
+          <w:tcPr/>
+          <w:p>
+            <w:pPr>
+              <w:pStyle w:val="Compact"/>
+              <w:jc w:val="left"/>
+            </w:pPr>
+            <w:r>
+              <w:t xml:space="preserve">Bouton « 📄 Ouvrir le PDF »</w:t>
+            </w:r>
+          </w:p>
+        </w:tc>
+      </w:tr>
+      <w:tr>
+        <w:tc>
+          <w:tcPr/>
+          <w:p>
+            <w:pPr>
+              <w:pStyle w:val="Compact"/>
+              <w:jc w:val="left"/>
+            </w:pPr>
+            <w:r>
+              <w:t xml:space="preserve">« You can’t open apps in this environment… security group »</w:t>
+            </w:r>
+          </w:p>
+        </w:tc>
+        <w:tc>
+          <w:tcPr/>
+          <w:p>
+            <w:pPr>
+              <w:pStyle w:val="Compact"/>
+              <w:jc w:val="left"/>
+            </w:pPr>
+            <w:r>
+              <w:t xml:space="preserve">Le compte n’est pas dans le groupe de sécurité de l’environnement</w:t>
+            </w:r>
+          </w:p>
+        </w:tc>
+        <w:tc>
+          <w:tcPr/>
+          <w:p>
+            <w:pPr>
+              <w:pStyle w:val="Compact"/>
+              <w:jc w:val="left"/>
+            </w:pPr>
+            <w:r>
+              <w:t xml:space="preserve">Demander aux TI d’ajouter la personne (ou le groupe des utilisateurs)</w:t>
             </w:r>
           </w:p>
         </w:tc>

--- a/powerapps/GUIDE-MISE-EN-PRODUCTION.docx
+++ b/powerapps/GUIDE-MISE-EN-PRODUCTION.docx
@@ -469,6 +469,80 @@
                 <w:b/>
               </w:rPr>
               <w:t xml:space="preserve">Aperçu PDF</w:t>
+            </w:r>
+          </w:p>
+        </w:tc>
+      </w:tr>
+      <w:tr>
+        <w:tc>
+          <w:tcPr/>
+          <w:p>
+            <w:pPr>
+              <w:pStyle w:val="Compact"/>
+              <w:jc w:val="left"/>
+            </w:pPr>
+            <w:r>
+              <w:rPr>
+                <w:rStyle w:val="VerbatimChar"/>
+              </w:rPr>
+              <w:t xml:space="preserve">btnImprimer-Plan-OnSelect.txt</w:t>
+            </w:r>
+          </w:p>
+        </w:tc>
+        <w:tc>
+          <w:tcPr/>
+          <w:p>
+            <w:pPr>
+              <w:pStyle w:val="Compact"/>
+              <w:jc w:val="left"/>
+            </w:pPr>
+            <w:r>
+              <w:t xml:space="preserve">La formule du bouton</w:t>
+            </w:r>
+            <w:r>
+              <w:t xml:space="preserve"> </w:t>
+            </w:r>
+            <w:r>
+              <w:rPr>
+                <w:bCs/>
+                <w:b/>
+              </w:rPr>
+              <w:t xml:space="preserve">Créer le PDF du plan</w:t>
+            </w:r>
+            <w:r>
+              <w:t xml:space="preserve"> </w:t>
+            </w:r>
+            <w:r>
+              <w:t xml:space="preserve">(onglet Plan)</w:t>
+            </w:r>
+          </w:p>
+        </w:tc>
+      </w:tr>
+      <w:tr>
+        <w:tc>
+          <w:tcPr/>
+          <w:p>
+            <w:pPr>
+              <w:pStyle w:val="Compact"/>
+              <w:jc w:val="left"/>
+            </w:pPr>
+            <w:r>
+              <w:rPr>
+                <w:rStyle w:val="VerbatimChar"/>
+              </w:rPr>
+              <w:t xml:space="preserve">MISE-A-JOUR-28-OCTOBRE.docx</w:t>
+            </w:r>
+          </w:p>
+        </w:tc>
+        <w:tc>
+          <w:tcPr/>
+          <w:p>
+            <w:pPr>
+              <w:pStyle w:val="Compact"/>
+              <w:jc w:val="left"/>
+            </w:pPr>
+            <w:r>
+              <w:t xml:space="preserve">Le pas-à-pas des changements du 28 octobre (PDF joint au dossier, écran allégé)</w:t>
             </w:r>
           </w:p>
         </w:tc>
@@ -1016,7 +1090,10 @@
               <w:t xml:space="preserve">Appreciations</w:t>
             </w:r>
             <w:r>
-              <w:t xml:space="preserve">, liste</w:t>
+              <w:t xml:space="preserve"> </w:t>
+            </w:r>
+            <w:r>
+              <w:t xml:space="preserve">(le PDF est joint à chaque dossier), liste</w:t>
             </w:r>
             <w:r>
               <w:t xml:space="preserve"> </w:t>
@@ -1027,25 +1104,6 @@
                 <w:b/>
               </w:rPr>
               <w:t xml:space="preserve">Parametres</w:t>
-            </w:r>
-            <w:r>
-              <w:t xml:space="preserve">, bibliothèque</w:t>
-            </w:r>
-            <w:r>
-              <w:t xml:space="preserve"> </w:t>
-            </w:r>
-            <w:r>
-              <w:rPr>
-                <w:bCs/>
-                <w:b/>
-              </w:rPr>
-              <w:t xml:space="preserve">Appreciations_PDF</w:t>
-            </w:r>
-            <w:r>
-              <w:t xml:space="preserve"> </w:t>
-            </w:r>
-            <w:r>
-              <w:t xml:space="preserve">(nouvelle)</w:t>
             </w:r>
           </w:p>
         </w:tc>
@@ -2452,6 +2510,247 @@
               <w:jc w:val="left"/>
             </w:pPr>
             <w:r>
+              <w:t xml:space="preserve">20</w:t>
+            </w:r>
+          </w:p>
+        </w:tc>
+        <w:tc>
+          <w:tcPr/>
+          <w:p>
+            <w:pPr>
+              <w:pStyle w:val="Compact"/>
+              <w:jc w:val="left"/>
+            </w:pPr>
+            <w:r>
+              <w:t xml:space="preserve">PDF</w:t>
+            </w:r>
+          </w:p>
+        </w:tc>
+        <w:tc>
+          <w:tcPr/>
+          <w:p>
+            <w:pPr>
+              <w:pStyle w:val="Compact"/>
+              <w:jc w:val="left"/>
+            </w:pPr>
+            <w:r>
+              <w:t xml:space="preserve">Les PDF s’accumulaient dans une bibliothèque séparée, en plusieurs versions.</w:t>
+            </w:r>
+          </w:p>
+        </w:tc>
+        <w:tc>
+          <w:tcPr/>
+          <w:p>
+            <w:pPr>
+              <w:pStyle w:val="Compact"/>
+              <w:jc w:val="left"/>
+            </w:pPr>
+            <w:r>
+              <w:t xml:space="preserve">Le PDF est</w:t>
+            </w:r>
+            <w:r>
+              <w:t xml:space="preserve"> </w:t>
+            </w:r>
+            <w:r>
+              <w:rPr>
+                <w:bCs/>
+                <w:b/>
+              </w:rPr>
+              <w:t xml:space="preserve">joint au dossier</w:t>
+            </w:r>
+            <w:r>
+              <w:t xml:space="preserve"> </w:t>
+            </w:r>
+            <w:r>
+              <w:t xml:space="preserve">et</w:t>
+            </w:r>
+            <w:r>
+              <w:t xml:space="preserve"> </w:t>
+            </w:r>
+            <w:r>
+              <w:rPr>
+                <w:bCs/>
+                <w:b/>
+              </w:rPr>
+              <w:t xml:space="preserve">remplace</w:t>
+            </w:r>
+            <w:r>
+              <w:t xml:space="preserve"> </w:t>
+            </w:r>
+            <w:r>
+              <w:t xml:space="preserve">la version précédente ; il a les mêmes accès que le dossier. Bibliothèque Appreciations_PDF supprimée.</w:t>
+            </w:r>
+          </w:p>
+        </w:tc>
+      </w:tr>
+      <w:tr>
+        <w:tc>
+          <w:tcPr/>
+          <w:p>
+            <w:pPr>
+              <w:pStyle w:val="Compact"/>
+              <w:jc w:val="left"/>
+            </w:pPr>
+            <w:r>
+              <w:t xml:space="preserve">21</w:t>
+            </w:r>
+          </w:p>
+        </w:tc>
+        <w:tc>
+          <w:tcPr/>
+          <w:p>
+            <w:pPr>
+              <w:pStyle w:val="Compact"/>
+              <w:jc w:val="left"/>
+            </w:pPr>
+            <w:r>
+              <w:t xml:space="preserve">Onglet Plan</w:t>
+            </w:r>
+          </w:p>
+        </w:tc>
+        <w:tc>
+          <w:tcPr/>
+          <w:p>
+            <w:pPr>
+              <w:pStyle w:val="Compact"/>
+              <w:jc w:val="left"/>
+            </w:pPr>
+            <w:r>
+              <w:t xml:space="preserve">« Imprimer ce plan » (</w:t>
+            </w:r>
+            <w:r>
+              <w:rPr>
+                <w:rStyle w:val="VerbatimChar"/>
+              </w:rPr>
+              <w:t xml:space="preserve">Print()</w:t>
+            </w:r>
+            <w:r>
+              <w:t xml:space="preserve">) donnait une page miniature.</w:t>
+            </w:r>
+          </w:p>
+        </w:tc>
+        <w:tc>
+          <w:tcPr/>
+          <w:p>
+            <w:pPr>
+              <w:pStyle w:val="Compact"/>
+              <w:jc w:val="left"/>
+            </w:pPr>
+            <w:r>
+              <w:t xml:space="preserve">Bouton « Créer le PDF du plan » : vrai PDF, joint au dossier.</w:t>
+            </w:r>
+          </w:p>
+        </w:tc>
+      </w:tr>
+      <w:tr>
+        <w:tc>
+          <w:tcPr/>
+          <w:p>
+            <w:pPr>
+              <w:pStyle w:val="Compact"/>
+              <w:jc w:val="left"/>
+            </w:pPr>
+            <w:r>
+              <w:t xml:space="preserve">22</w:t>
+            </w:r>
+          </w:p>
+        </w:tc>
+        <w:tc>
+          <w:tcPr/>
+          <w:p>
+            <w:pPr>
+              <w:pStyle w:val="Compact"/>
+              <w:jc w:val="left"/>
+            </w:pPr>
+            <w:r>
+              <w:t xml:space="preserve">Écran</w:t>
+            </w:r>
+          </w:p>
+        </w:tc>
+        <w:tc>
+          <w:tcPr/>
+          <w:p>
+            <w:pPr>
+              <w:pStyle w:val="Compact"/>
+              <w:jc w:val="left"/>
+            </w:pPr>
+            <w:r>
+              <w:t xml:space="preserve">Trois boutons « Comment remplir » et un onglet Synthèse jugés superflus.</w:t>
+            </w:r>
+          </w:p>
+        </w:tc>
+        <w:tc>
+          <w:tcPr/>
+          <w:p>
+            <w:pPr>
+              <w:pStyle w:val="Compact"/>
+              <w:jc w:val="left"/>
+            </w:pPr>
+            <w:r>
+              <w:t xml:space="preserve">Un seul bouton d’aide (en haut à gauche) ; onglets Formulaire et Plan seulement.</w:t>
+            </w:r>
+          </w:p>
+        </w:tc>
+      </w:tr>
+      <w:tr>
+        <w:tc>
+          <w:tcPr/>
+          <w:p>
+            <w:pPr>
+              <w:pStyle w:val="Compact"/>
+              <w:jc w:val="left"/>
+            </w:pPr>
+            <w:r>
+              <w:t xml:space="preserve">23</w:t>
+            </w:r>
+          </w:p>
+        </w:tc>
+        <w:tc>
+          <w:tcPr/>
+          <w:p>
+            <w:pPr>
+              <w:pStyle w:val="Compact"/>
+              <w:jc w:val="left"/>
+            </w:pPr>
+            <w:r>
+              <w:t xml:space="preserve">Barre d’étapes</w:t>
+            </w:r>
+          </w:p>
+        </w:tc>
+        <w:tc>
+          <w:tcPr/>
+          <w:p>
+            <w:pPr>
+              <w:pStyle w:val="Compact"/>
+              <w:jc w:val="left"/>
+            </w:pPr>
+            <w:r>
+              <w:t xml:space="preserve">« Transmis à la paie »</w:t>
+            </w:r>
+          </w:p>
+        </w:tc>
+        <w:tc>
+          <w:tcPr/>
+          <w:p>
+            <w:pPr>
+              <w:pStyle w:val="Compact"/>
+              <w:jc w:val="left"/>
+            </w:pPr>
+            <w:r>
+              <w:t xml:space="preserve">« Transmis aux RH »</w:t>
+            </w:r>
+          </w:p>
+        </w:tc>
+      </w:tr>
+      <w:tr>
+        <w:tc>
+          <w:tcPr/>
+          <w:p>
+            <w:pPr>
+              <w:pStyle w:val="Compact"/>
+              <w:jc w:val="left"/>
+            </w:pPr>
+            <w:r>
               <w:t xml:space="preserve">19</w:t>
             </w:r>
           </w:p>
@@ -3240,13 +3539,13 @@
       </w:r>
     </w:p>
     <w:bookmarkEnd w:id="27"/>
-    <w:bookmarkStart w:id="28" w:name="Xddc0101f6466803c3e4d2f92d988454946f53c8"/>
+    <w:bookmarkStart w:id="28" w:name="liste-parametres"/>
     <w:p>
       <w:pPr>
         <w:pStyle w:val="Heading2"/>
       </w:pPr>
       <w:r>
-        <w:t xml:space="preserve">4.2 Liste Parametres et bibliothèque Appreciations_PDF</w:t>
+        <w:t xml:space="preserve">4.2 Liste Parametres</w:t>
       </w:r>
     </w:p>
     <w:p>
@@ -3390,58 +3689,13 @@
           <w:bCs/>
           <w:b/>
         </w:rPr>
-        <w:t xml:space="preserve">Bibliothèque Appreciations_PDF</w:t>
-      </w:r>
-      <w:r>
-        <w:t xml:space="preserve"> </w:t>
-      </w:r>
-      <w:r>
-        <w:t xml:space="preserve">(nouvelle) : héritage arrêté,</w:t>
-      </w:r>
-      <w:r>
-        <w:t xml:space="preserve"> </w:t>
-      </w:r>
-      <w:r>
-        <w:rPr>
-          <w:bCs/>
-          <w:b/>
-        </w:rPr>
-        <w:t xml:space="preserve">Propriétaires</w:t>
-      </w:r>
-      <w:r>
-        <w:t xml:space="preserve"> </w:t>
-      </w:r>
-      <w:r>
-        <w:t xml:space="preserve">(Contrôle total) et</w:t>
-      </w:r>
-      <w:r>
-        <w:t xml:space="preserve"> </w:t>
-      </w:r>
-      <w:r>
-        <w:rPr>
-          <w:bCs/>
-          <w:b/>
-        </w:rPr>
-        <w:t xml:space="preserve">RH – Appréciations</w:t>
-      </w:r>
-      <w:r>
-        <w:t xml:space="preserve"> </w:t>
-      </w:r>
-      <w:r>
-        <w:t xml:space="preserve">(Lecture) seulement. Membres et Visiteurs</w:t>
-      </w:r>
-      <w:r>
-        <w:t xml:space="preserve"> </w:t>
-      </w:r>
-      <w:r>
-        <w:rPr>
-          <w:bCs/>
-          <w:b/>
-        </w:rPr>
-        <w:t xml:space="preserve">retirés</w:t>
-      </w:r>
-      <w:r>
-        <w:t xml:space="preserve">.</w:t>
+        <w:t xml:space="preserve">Pièces jointes :</w:t>
+      </w:r>
+      <w:r>
+        <w:t xml:space="preserve"> </w:t>
+      </w:r>
+      <w:r>
+        <w:t xml:space="preserve">la liste Appreciations doit accepter les pièces jointes (Paramètres avancés › Pièces jointes = Activé, réglage par défaut). Le PDF de chaque dossier y est joint par le flux 3.</w:t>
       </w:r>
     </w:p>
     <w:bookmarkEnd w:id="28"/>
@@ -3889,7 +4143,7 @@
         <w:t xml:space="preserve"> </w:t>
       </w:r>
       <w:r>
-        <w:t xml:space="preserve">: synBarSup, synValSup, synBarCadre, synValCadre.</w:t>
+        <w:t xml:space="preserve">(onglet retiré le 28 octobre) : synBarSup, synValSup, synBarCadre, synValCadre.</w:t>
       </w:r>
     </w:p>
     <w:p>
@@ -4491,23 +4745,7 @@
         <w:pStyle w:val="Compact"/>
       </w:pPr>
       <w:r>
-        <w:t xml:space="preserve">Créer la bibliothèque</w:t>
-      </w:r>
-      <w:r>
-        <w:t xml:space="preserve"> </w:t>
-      </w:r>
-      <w:r>
-        <w:rPr>
-          <w:bCs/>
-          <w:b/>
-        </w:rPr>
-        <w:t xml:space="preserve">Appreciations_PDF</w:t>
-      </w:r>
-      <w:r>
-        <w:t xml:space="preserve"> </w:t>
-      </w:r>
-      <w:r>
-        <w:t xml:space="preserve">(partie 4.2).</w:t>
+        <w:t xml:space="preserve">Vérifier que la liste Appreciations accepte les pièces jointes (partie 4.2).</w:t>
       </w:r>
     </w:p>
     <w:p>
@@ -4535,7 +4773,50 @@
         <w:t xml:space="preserve"> </w:t>
       </w:r>
       <w:r>
-        <w:t xml:space="preserve">dans la solution : 3 entrées (nomFichier, html, courriel) et 7 actions. Il convertit avec</w:t>
+        <w:t xml:space="preserve">dans la solution : 3 entrées (nomFichier, html, idDossier) et 7 actions ; il</w:t>
+      </w:r>
+      <w:r>
+        <w:t xml:space="preserve"> </w:t>
+      </w:r>
+      <w:r>
+        <w:rPr>
+          <w:bCs/>
+          <w:b/>
+        </w:rPr>
+        <w:t xml:space="preserve">joint le PDF au dossier</w:t>
+      </w:r>
+      <w:r>
+        <w:t xml:space="preserve"> </w:t>
+      </w:r>
+      <w:r>
+        <w:t xml:space="preserve">en remplaçant l’ancienne version (voir</w:t>
+      </w:r>
+      <w:r>
+        <w:t xml:space="preserve"> </w:t>
+      </w:r>
+      <w:r>
+        <w:rPr>
+          <w:rStyle w:val="VerbatimChar"/>
+        </w:rPr>
+        <w:t xml:space="preserve">FLUX-FINAUX.txt</w:t>
+      </w:r>
+      <w:r>
+        <w:t xml:space="preserve"> </w:t>
+      </w:r>
+      <w:r>
+        <w:t xml:space="preserve">et</w:t>
+      </w:r>
+      <w:r>
+        <w:t xml:space="preserve"> </w:t>
+      </w:r>
+      <w:r>
+        <w:rPr>
+          <w:rStyle w:val="VerbatimChar"/>
+        </w:rPr>
+        <w:t xml:space="preserve">MISE-A-JOUR-28-OCTOBRE.docx</w:t>
+      </w:r>
+      <w:r>
+        <w:t xml:space="preserve">). Il convertit avec</w:t>
       </w:r>
       <w:r>
         <w:t xml:space="preserve"> </w:t>
@@ -4586,7 +4867,7 @@
         <w:pStyle w:val="Compact"/>
       </w:pPr>
       <w:r>
-        <w:t xml:space="preserve">Dans l’application, ajouter le flux, puis coller</w:t>
+        <w:t xml:space="preserve">Dans l’application, ajouter le flux, coller</w:t>
       </w:r>
       <w:r>
         <w:t xml:space="preserve"> </w:t>
@@ -4614,7 +4895,38 @@
         <w:t xml:space="preserve">btnApercuPDF.OnSelect</w:t>
       </w:r>
       <w:r>
-        <w:t xml:space="preserve">.</w:t>
+        <w:t xml:space="preserve"> </w:t>
+      </w:r>
+      <w:r>
+        <w:t xml:space="preserve">et</w:t>
+      </w:r>
+      <w:r>
+        <w:t xml:space="preserve"> </w:t>
+      </w:r>
+      <w:r>
+        <w:rPr>
+          <w:rStyle w:val="VerbatimChar"/>
+        </w:rPr>
+        <w:t xml:space="preserve">btnImprimer-Plan-OnSelect.txt</w:t>
+      </w:r>
+      <w:r>
+        <w:t xml:space="preserve"> </w:t>
+      </w:r>
+      <w:r>
+        <w:t xml:space="preserve">dans</w:t>
+      </w:r>
+      <w:r>
+        <w:t xml:space="preserve"> </w:t>
+      </w:r>
+      <w:r>
+        <w:rPr>
+          <w:bCs/>
+          <w:b/>
+        </w:rPr>
+        <w:t xml:space="preserve">btnImprimer.OnSelect</w:t>
+      </w:r>
+      <w:r>
+        <w:t xml:space="preserve">, puis créer les boutons « 📄 Ouvrir le PDF » (formulaire) et « 📄 PDF » (Mes dossiers).</w:t>
       </w:r>
     </w:p>
     <w:p>
@@ -5330,19 +5642,19 @@
               <w:jc w:val="left"/>
             </w:pPr>
             <w:r>
-              <w:t xml:space="preserve">Onglet Synthèse</w:t>
-            </w:r>
-          </w:p>
-        </w:tc>
-        <w:tc>
-          <w:tcPr/>
-          <w:p>
-            <w:pPr>
-              <w:pStyle w:val="Compact"/>
-              <w:jc w:val="left"/>
-            </w:pPr>
-            <w:r>
-              <w:t xml:space="preserve">Barres et moyennes affichées (ex. 3,5), sans message d’erreur</w:t>
+              <w:t xml:space="preserve">Écran allégé</w:t>
+            </w:r>
+          </w:p>
+        </w:tc>
+        <w:tc>
+          <w:tcPr/>
+          <w:p>
+            <w:pPr>
+              <w:pStyle w:val="Compact"/>
+              <w:jc w:val="left"/>
+            </w:pPr>
+            <w:r>
+              <w:t xml:space="preserve">Un seul bouton d’aide ; onglets Formulaire et Plan ; « Créer le PDF du plan » joint un 2ᵉ PDF au dossier</w:t>
             </w:r>
           </w:p>
         </w:tc>
@@ -5422,19 +5734,19 @@
               <w:jc w:val="left"/>
             </w:pPr>
             <w:r>
-              <w:t xml:space="preserve">Aperçu PDF</w:t>
-            </w:r>
-          </w:p>
-        </w:tc>
-        <w:tc>
-          <w:tcPr/>
-          <w:p>
-            <w:pPr>
-              <w:pStyle w:val="Compact"/>
-              <w:jc w:val="left"/>
-            </w:pPr>
-            <w:r>
-              <w:t xml:space="preserve">Le PDF de plusieurs pages s’ouvre ; le fichier est dans Appreciations_PDF ; aucun .html ne reste dans OneDrive</w:t>
+              <w:t xml:space="preserve">Aperçu PDF, puis « 📄 Ouvrir le PDF »</w:t>
+            </w:r>
+          </w:p>
+        </w:tc>
+        <w:tc>
+          <w:tcPr/>
+          <w:p>
+            <w:pPr>
+              <w:pStyle w:val="Compact"/>
+              <w:jc w:val="left"/>
+            </w:pPr>
+            <w:r>
+              <w:t xml:space="preserve">Le PDF de plusieurs pages s’ouvre ; il est joint au dossier (une seule version) ; aucun .html ne reste dans OneDrive</w:t>
             </w:r>
           </w:p>
         </w:tc>
@@ -6022,7 +6334,7 @@
         <w:pStyle w:val="Compact"/>
       </w:pPr>
       <w:r>
-        <w:t xml:space="preserve">Créer les listes, la bibliothèque et le groupe RH.</w:t>
+        <w:t xml:space="preserve">Créer les listes et le groupe RH.</w:t>
       </w:r>
     </w:p>
     <w:p>

--- a/powerapps/GUIDE-MISE-EN-PRODUCTION.docx
+++ b/powerapps/GUIDE-MISE-EN-PRODUCTION.docx
@@ -469,51 +469,6 @@
                 <w:b/>
               </w:rPr>
               <w:t xml:space="preserve">Aperçu PDF</w:t>
-            </w:r>
-          </w:p>
-        </w:tc>
-      </w:tr>
-      <w:tr>
-        <w:tc>
-          <w:tcPr/>
-          <w:p>
-            <w:pPr>
-              <w:pStyle w:val="Compact"/>
-              <w:jc w:val="left"/>
-            </w:pPr>
-            <w:r>
-              <w:rPr>
-                <w:rStyle w:val="VerbatimChar"/>
-              </w:rPr>
-              <w:t xml:space="preserve">btnImprimer-Plan-OnSelect.txt</w:t>
-            </w:r>
-          </w:p>
-        </w:tc>
-        <w:tc>
-          <w:tcPr/>
-          <w:p>
-            <w:pPr>
-              <w:pStyle w:val="Compact"/>
-              <w:jc w:val="left"/>
-            </w:pPr>
-            <w:r>
-              <w:t xml:space="preserve">La formule du bouton</w:t>
-            </w:r>
-            <w:r>
-              <w:t xml:space="preserve"> </w:t>
-            </w:r>
-            <w:r>
-              <w:rPr>
-                <w:bCs/>
-                <w:b/>
-              </w:rPr>
-              <w:t xml:space="preserve">Créer le PDF du plan</w:t>
-            </w:r>
-            <w:r>
-              <w:t xml:space="preserve"> </w:t>
-            </w:r>
-            <w:r>
-              <w:t xml:space="preserve">(onglet Plan)</w:t>
             </w:r>
           </w:p>
         </w:tc>
@@ -2625,19 +2580,29 @@
               <w:t xml:space="preserve">Print()</w:t>
             </w:r>
             <w:r>
-              <w:t xml:space="preserve">) donnait une page miniature.</w:t>
-            </w:r>
-          </w:p>
-        </w:tc>
-        <w:tc>
-          <w:tcPr/>
-          <w:p>
-            <w:pPr>
-              <w:pStyle w:val="Compact"/>
-              <w:jc w:val="left"/>
-            </w:pPr>
-            <w:r>
-              <w:t xml:space="preserve">Bouton « Créer le PDF du plan » : vrai PDF, joint au dossier.</w:t>
+              <w:t xml:space="preserve">) donnait une page miniature ; l’onglet a été jugé trop lourd.</w:t>
+            </w:r>
+          </w:p>
+        </w:tc>
+        <w:tc>
+          <w:tcPr/>
+          <w:p>
+            <w:pPr>
+              <w:pStyle w:val="Compact"/>
+              <w:jc w:val="left"/>
+            </w:pPr>
+            <w:r>
+              <w:rPr>
+                <w:bCs/>
+                <w:b/>
+              </w:rPr>
+              <w:t xml:space="preserve">Onglet Plan de développement supprimé</w:t>
+            </w:r>
+            <w:r>
+              <w:t xml:space="preserve"> </w:t>
+            </w:r>
+            <w:r>
+              <w:t xml:space="preserve">(panelPlan). Le contenu reste dans les sections A et D et dans le PDF complet.</w:t>
             </w:r>
           </w:p>
         </w:tc>
@@ -2675,19 +2640,35 @@
               <w:jc w:val="left"/>
             </w:pPr>
             <w:r>
-              <w:t xml:space="preserve">Trois boutons « Comment remplir » et un onglet Synthèse jugés superflus.</w:t>
-            </w:r>
-          </w:p>
-        </w:tc>
-        <w:tc>
-          <w:tcPr/>
-          <w:p>
-            <w:pPr>
-              <w:pStyle w:val="Compact"/>
-              <w:jc w:val="left"/>
-            </w:pPr>
-            <w:r>
-              <w:t xml:space="preserve">Un seul bouton d’aide (en haut à gauche) ; onglets Formulaire et Plan seulement.</w:t>
+              <w:t xml:space="preserve">Trois boutons « Comment remplir » et un onglet Synthèse jugés superflus ; erreur « Average avec une table vide ».</w:t>
+            </w:r>
+          </w:p>
+        </w:tc>
+        <w:tc>
+          <w:tcPr/>
+          <w:p>
+            <w:pPr>
+              <w:pStyle w:val="Compact"/>
+              <w:jc w:val="left"/>
+            </w:pPr>
+            <w:r>
+              <w:t xml:space="preserve">Un seul bouton d’aide (en haut à gauche) ;</w:t>
+            </w:r>
+            <w:r>
+              <w:t xml:space="preserve"> </w:t>
+            </w:r>
+            <w:r>
+              <w:rPr>
+                <w:bCs/>
+                <w:b/>
+              </w:rPr>
+              <w:t xml:space="preserve">panelSynthese supprimé</w:t>
+            </w:r>
+            <w:r>
+              <w:t xml:space="preserve"> </w:t>
+            </w:r>
+            <w:r>
+              <w:t xml:space="preserve">; barre d’onglets visible seulement dans l’aide (« ← Retour au formulaire »).</w:t>
             </w:r>
           </w:p>
         </w:tc>
@@ -4898,35 +4879,7 @@
         <w:t xml:space="preserve"> </w:t>
       </w:r>
       <w:r>
-        <w:t xml:space="preserve">et</w:t>
-      </w:r>
-      <w:r>
-        <w:t xml:space="preserve"> </w:t>
-      </w:r>
-      <w:r>
-        <w:rPr>
-          <w:rStyle w:val="VerbatimChar"/>
-        </w:rPr>
-        <w:t xml:space="preserve">btnImprimer-Plan-OnSelect.txt</w:t>
-      </w:r>
-      <w:r>
-        <w:t xml:space="preserve"> </w:t>
-      </w:r>
-      <w:r>
-        <w:t xml:space="preserve">dans</w:t>
-      </w:r>
-      <w:r>
-        <w:t xml:space="preserve"> </w:t>
-      </w:r>
-      <w:r>
-        <w:rPr>
-          <w:bCs/>
-          <w:b/>
-        </w:rPr>
-        <w:t xml:space="preserve">btnImprimer.OnSelect</w:t>
-      </w:r>
-      <w:r>
-        <w:t xml:space="preserve">, puis créer les boutons « 📄 Ouvrir le PDF » (formulaire) et « 📄 PDF » (Mes dossiers).</w:t>
+        <w:t xml:space="preserve">puis créer les boutons « 📄 Ouvrir le PDF » (formulaire) et « 📄 PDF » (Mes dossiers).</w:t>
       </w:r>
     </w:p>
     <w:p>
@@ -5654,7 +5607,7 @@
               <w:jc w:val="left"/>
             </w:pPr>
             <w:r>
-              <w:t xml:space="preserve">Un seul bouton d’aide ; onglets Formulaire et Plan ; « Créer le PDF du plan » joint un 2ᵉ PDF au dossier</w:t>
+              <w:t xml:space="preserve">Un seul bouton d’aide ; plus d’onglets Synthèse ni Plan ; aucune erreur dans le Vérificateur</w:t>
             </w:r>
           </w:p>
         </w:tc>

--- a/powerapps/GUIDE-MISE-EN-PRODUCTION.docx
+++ b/powerapps/GUIDE-MISE-EN-PRODUCTION.docx
@@ -69,6 +69,48 @@
         <w:pStyle w:val="Subtitle"/>
       </w:pPr>
       <w:r>
+        <w:t xml:space="preserve">VERSION</w:t>
+      </w:r>
+      <w:r>
+        <w:t xml:space="preserve"> </w:t>
+      </w:r>
+      <w:r>
+        <w:t xml:space="preserve">FINALE</w:t>
+      </w:r>
+      <w:r>
+        <w:t xml:space="preserve"> </w:t>
+      </w:r>
+      <w:r>
+        <w:t xml:space="preserve">—</w:t>
+      </w:r>
+      <w:r>
+        <w:t xml:space="preserve"> </w:t>
+      </w:r>
+      <w:r>
+        <w:t xml:space="preserve">28</w:t>
+      </w:r>
+      <w:r>
+        <w:t xml:space="preserve"> </w:t>
+      </w:r>
+      <w:r>
+        <w:t xml:space="preserve">octobre</w:t>
+      </w:r>
+      <w:r>
+        <w:t xml:space="preserve"> </w:t>
+      </w:r>
+      <w:r>
+        <w:t xml:space="preserve">2026</w:t>
+      </w:r>
+      <w:r>
+        <w:t xml:space="preserve"> </w:t>
+      </w:r>
+      <w:r>
+        <w:t xml:space="preserve">·</w:t>
+      </w:r>
+      <w:r>
+        <w:t xml:space="preserve"> </w:t>
+      </w:r>
+      <w:r>
         <w:t xml:space="preserve">Application</w:t>
       </w:r>
       <w:r>
@@ -106,48 +148,6 @@
       </w:r>
       <w:r>
         <w:t xml:space="preserve">Automate</w:t>
-      </w:r>
-      <w:r>
-        <w:t xml:space="preserve"> </w:t>
-      </w:r>
-      <w:r>
-        <w:t xml:space="preserve">—</w:t>
-      </w:r>
-      <w:r>
-        <w:t xml:space="preserve"> </w:t>
-      </w:r>
-      <w:r>
-        <w:t xml:space="preserve">version</w:t>
-      </w:r>
-      <w:r>
-        <w:t xml:space="preserve"> </w:t>
-      </w:r>
-      <w:r>
-        <w:t xml:space="preserve">finale</w:t>
-      </w:r>
-      <w:r>
-        <w:t xml:space="preserve"> </w:t>
-      </w:r>
-      <w:r>
-        <w:t xml:space="preserve">du</w:t>
-      </w:r>
-      <w:r>
-        <w:t xml:space="preserve"> </w:t>
-      </w:r>
-      <w:r>
-        <w:t xml:space="preserve">27</w:t>
-      </w:r>
-      <w:r>
-        <w:t xml:space="preserve"> </w:t>
-      </w:r>
-      <w:r>
-        <w:t xml:space="preserve">octobre</w:t>
-      </w:r>
-      <w:r>
-        <w:t xml:space="preserve"> </w:t>
-      </w:r>
-      <w:r>
-        <w:t xml:space="preserve">2026</w:t>
       </w:r>
     </w:p>
     <w:bookmarkStart w:id="21" w:name="à-quoi-sert-ce-document"/>
@@ -208,7 +208,7 @@
         <w:t xml:space="preserve"> </w:t>
       </w:r>
       <w:r>
-        <w:t xml:space="preserve">de la solution dans le bac à sable ;</w:t>
+        <w:t xml:space="preserve">de la solution dans le bac à sable (version finale du 28 octobre 2026) ;</w:t>
       </w:r>
     </w:p>
     <w:p>
@@ -497,7 +497,7 @@
               <w:jc w:val="left"/>
             </w:pPr>
             <w:r>
-              <w:t xml:space="preserve">Le pas-à-pas des changements du 28 octobre (PDF joint au dossier, écran allégé)</w:t>
+              <w:t xml:space="preserve">Journal des derniers changements (PDF joint au dossier, écran allégé), étape par étape</w:t>
             </w:r>
           </w:p>
         </w:tc>
@@ -585,6 +585,93 @@
             </w:pPr>
             <w:r>
               <w:t xml:space="preserve">Le pas-à-pas détaillé du bouton PDF et du flux 3</w:t>
+            </w:r>
+          </w:p>
+        </w:tc>
+      </w:tr>
+      <w:tr>
+        <w:tc>
+          <w:tcPr/>
+          <w:p>
+            <w:pPr>
+              <w:pStyle w:val="Compact"/>
+              <w:jc w:val="left"/>
+            </w:pPr>
+            <w:r>
+              <w:rPr>
+                <w:rStyle w:val="VerbatimChar"/>
+              </w:rPr>
+              <w:t xml:space="preserve">DOSSIER-AUTORISATION-TI.docx</w:t>
+            </w:r>
+          </w:p>
+        </w:tc>
+        <w:tc>
+          <w:tcPr/>
+          <w:p>
+            <w:pPr>
+              <w:pStyle w:val="Compact"/>
+              <w:jc w:val="left"/>
+            </w:pPr>
+            <w:r>
+              <w:t xml:space="preserve">Les réponses au formulaire de mise en PréProd/Prod des TI et les éléments recommandés avant la Prod</w:t>
+            </w:r>
+          </w:p>
+        </w:tc>
+      </w:tr>
+      <w:tr>
+        <w:tc>
+          <w:tcPr/>
+          <w:p>
+            <w:pPr>
+              <w:pStyle w:val="Compact"/>
+              <w:jc w:val="left"/>
+            </w:pPr>
+            <w:r>
+              <w:rPr>
+                <w:rStyle w:val="VerbatimChar"/>
+              </w:rPr>
+              <w:t xml:space="preserve">communication/</w:t>
+            </w:r>
+          </w:p>
+        </w:tc>
+        <w:tc>
+          <w:tcPr/>
+          <w:p>
+            <w:pPr>
+              <w:pStyle w:val="Compact"/>
+              <w:jc w:val="left"/>
+            </w:pPr>
+            <w:r>
+              <w:t xml:space="preserve">Guide d’utilisation, message d’annonce, 4 schémas opérationnels (et leur PDF)</w:t>
+            </w:r>
+          </w:p>
+        </w:tc>
+      </w:tr>
+      <w:tr>
+        <w:tc>
+          <w:tcPr/>
+          <w:p>
+            <w:pPr>
+              <w:pStyle w:val="Compact"/>
+              <w:jc w:val="left"/>
+            </w:pPr>
+            <w:r>
+              <w:rPr>
+                <w:rStyle w:val="VerbatimChar"/>
+              </w:rPr>
+              <w:t xml:space="preserve">presentation/</w:t>
+            </w:r>
+          </w:p>
+        </w:tc>
+        <w:tc>
+          <w:tcPr/>
+          <w:p>
+            <w:pPr>
+              <w:pStyle w:val="Compact"/>
+              <w:jc w:val="left"/>
+            </w:pPr>
+            <w:r>
+              <w:t xml:space="preserve">Présentation aux gestionnaires (.pptx et .pdf)</w:t>
             </w:r>
           </w:p>
         </w:tc>
@@ -2732,6 +2819,183 @@
               <w:jc w:val="left"/>
             </w:pPr>
             <w:r>
+              <w:t xml:space="preserve">24</w:t>
+            </w:r>
+          </w:p>
+        </w:tc>
+        <w:tc>
+          <w:tcPr/>
+          <w:p>
+            <w:pPr>
+              <w:pStyle w:val="Compact"/>
+              <w:jc w:val="left"/>
+            </w:pPr>
+            <w:r>
+              <w:t xml:space="preserve">Flux 3, réponse</w:t>
+            </w:r>
+          </w:p>
+        </w:tc>
+        <w:tc>
+          <w:tcPr/>
+          <w:p>
+            <w:pPr>
+              <w:pStyle w:val="Compact"/>
+              <w:jc w:val="left"/>
+            </w:pPr>
+            <w:r>
+              <w:t xml:space="preserve">La sortie « lien » contenait le texte tapé « URI absolu… » au lieu de l’adresse.</w:t>
+            </w:r>
+          </w:p>
+        </w:tc>
+        <w:tc>
+          <w:tcPr/>
+          <w:p>
+            <w:pPr>
+              <w:pStyle w:val="Compact"/>
+              <w:jc w:val="left"/>
+            </w:pPr>
+            <w:r>
+              <w:t xml:space="preserve">Expression</w:t>
+            </w:r>
+            <w:r>
+              <w:t xml:space="preserve"> </w:t>
+            </w:r>
+            <w:r>
+              <w:rPr>
+                <w:rStyle w:val="VerbatimChar"/>
+              </w:rPr>
+              <w:t xml:space="preserve">body('Ajouter_PDF')?['AbsoluteUri']</w:t>
+            </w:r>
+            <w:r>
+              <w:t xml:space="preserve">.</w:t>
+            </w:r>
+          </w:p>
+        </w:tc>
+      </w:tr>
+      <w:tr>
+        <w:tc>
+          <w:tcPr/>
+          <w:p>
+            <w:pPr>
+              <w:pStyle w:val="Compact"/>
+              <w:jc w:val="left"/>
+            </w:pPr>
+            <w:r>
+              <w:t xml:space="preserve">25</w:t>
+            </w:r>
+          </w:p>
+        </w:tc>
+        <w:tc>
+          <w:tcPr/>
+          <w:p>
+            <w:pPr>
+              <w:pStyle w:val="Compact"/>
+              <w:jc w:val="left"/>
+            </w:pPr>
+            <w:r>
+              <w:t xml:space="preserve">Flux 3, anciennes versions</w:t>
+            </w:r>
+          </w:p>
+        </w:tc>
+        <w:tc>
+          <w:tcPr/>
+          <w:p>
+            <w:pPr>
+              <w:pStyle w:val="Compact"/>
+              <w:jc w:val="left"/>
+            </w:pPr>
+            <w:r>
+              <w:t xml:space="preserve">La Condition comparait le nom OneDrive (.html), d’où « Le nom spécifié est déjà utilisé ».</w:t>
+            </w:r>
+          </w:p>
+        </w:tc>
+        <w:tc>
+          <w:tcPr/>
+          <w:p>
+            <w:pPr>
+              <w:pStyle w:val="Compact"/>
+              <w:jc w:val="left"/>
+            </w:pPr>
+            <w:r>
+              <w:t xml:space="preserve">Expression</w:t>
+            </w:r>
+            <w:r>
+              <w:t xml:space="preserve"> </w:t>
+            </w:r>
+            <w:r>
+              <w:rPr>
+                <w:rStyle w:val="VerbatimChar"/>
+              </w:rPr>
+              <w:t xml:space="preserve">concat(triggerBody()?['text'], '.pdf')</w:t>
+            </w:r>
+            <w:r>
+              <w:t xml:space="preserve">.</w:t>
+            </w:r>
+          </w:p>
+        </w:tc>
+      </w:tr>
+      <w:tr>
+        <w:tc>
+          <w:tcPr/>
+          <w:p>
+            <w:pPr>
+              <w:pStyle w:val="Compact"/>
+              <w:jc w:val="left"/>
+            </w:pPr>
+            <w:r>
+              <w:t xml:space="preserve">26</w:t>
+            </w:r>
+          </w:p>
+        </w:tc>
+        <w:tc>
+          <w:tcPr/>
+          <w:p>
+            <w:pPr>
+              <w:pStyle w:val="Compact"/>
+              <w:jc w:val="left"/>
+            </w:pPr>
+            <w:r>
+              <w:t xml:space="preserve">panelOnglets.Height</w:t>
+            </w:r>
+          </w:p>
+        </w:tc>
+        <w:tc>
+          <w:tcPr/>
+          <w:p>
+            <w:pPr>
+              <w:pStyle w:val="Compact"/>
+              <w:jc w:val="left"/>
+            </w:pPr>
+            <w:r>
+              <w:t xml:space="preserve">Référençait les panneaux supprimés.</w:t>
+            </w:r>
+          </w:p>
+        </w:tc>
+        <w:tc>
+          <w:tcPr/>
+          <w:p>
+            <w:pPr>
+              <w:pStyle w:val="Compact"/>
+              <w:jc w:val="left"/>
+            </w:pPr>
+            <w:r>
+              <w:rPr>
+                <w:rStyle w:val="VerbatimChar"/>
+              </w:rPr>
+              <w:t xml:space="preserve">20 + If(panelAide.Visible; panelAide.Height; 0) + 20</w:t>
+            </w:r>
+          </w:p>
+        </w:tc>
+      </w:tr>
+      <w:tr>
+        <w:tc>
+          <w:tcPr/>
+          <w:p>
+            <w:pPr>
+              <w:pStyle w:val="Compact"/>
+              <w:jc w:val="left"/>
+            </w:pPr>
+            <w:r>
               <w:t xml:space="preserve">19</w:t>
             </w:r>
           </w:p>
@@ -4118,13 +4382,29 @@
           <w:bCs/>
           <w:b/>
         </w:rPr>
-        <w:t xml:space="preserve">Synthèse</w:t>
-      </w:r>
-      <w:r>
-        <w:t xml:space="preserve"> </w:t>
-      </w:r>
-      <w:r>
-        <w:t xml:space="preserve">(onglet retiré le 28 octobre) : synBarSup, synValSup, synBarCadre, synValCadre.</w:t>
+        <w:t xml:space="preserve">Écran allégé</w:t>
+      </w:r>
+      <w:r>
+        <w:t xml:space="preserve"> </w:t>
+      </w:r>
+      <w:r>
+        <w:t xml:space="preserve">: panelSynthese et panelPlan</w:t>
+      </w:r>
+      <w:r>
+        <w:t xml:space="preserve"> </w:t>
+      </w:r>
+      <w:r>
+        <w:rPr>
+          <w:bCs/>
+          <w:b/>
+        </w:rPr>
+        <w:t xml:space="preserve">supprimés</w:t>
+      </w:r>
+      <w:r>
+        <w:t xml:space="preserve"> </w:t>
+      </w:r>
+      <w:r>
+        <w:t xml:space="preserve">; panelOnglets.Height et tabBar.Visible corrigés ; aideCallout masqué.</w:t>
       </w:r>
     </w:p>
     <w:p>
@@ -4168,7 +4448,7 @@
         <w:t xml:space="preserve"> </w:t>
       </w:r>
       <w:r>
-        <w:t xml:space="preserve">: bouton « 📝 Nouveau formulaire ».</w:t>
+        <w:t xml:space="preserve">: bouton « 📝 Nouveau formulaire » (et, en option, bouton « 📄 PDF » sur chaque ligne).</w:t>
       </w:r>
     </w:p>
     <w:p>
@@ -4195,6 +4475,50 @@
     </w:p>
     <w:p>
       <w:pPr>
+        <w:numPr>
+          <w:ilvl w:val="0"/>
+          <w:numId w:val="1005"/>
+        </w:numPr>
+        <w:pStyle w:val="Compact"/>
+      </w:pPr>
+      <w:r>
+        <w:rPr>
+          <w:bCs/>
+          <w:b/>
+        </w:rPr>
+        <w:t xml:space="preserve">Dates</w:t>
+      </w:r>
+      <w:r>
+        <w:t xml:space="preserve"> </w:t>
+      </w:r>
+      <w:r>
+        <w:t xml:space="preserve">: aucun « fr-CA » dans l’application.</w:t>
+      </w:r>
+    </w:p>
+    <w:p>
+      <w:pPr>
+        <w:numPr>
+          <w:ilvl w:val="0"/>
+          <w:numId w:val="1005"/>
+        </w:numPr>
+        <w:pStyle w:val="Compact"/>
+      </w:pPr>
+      <w:r>
+        <w:rPr>
+          <w:bCs/>
+          <w:b/>
+        </w:rPr>
+        <w:t xml:space="preserve">PDF</w:t>
+      </w:r>
+      <w:r>
+        <w:t xml:space="preserve"> </w:t>
+      </w:r>
+      <w:r>
+        <w:t xml:space="preserve">: btnApercuPDF et btnOuvrirPDF.</w:t>
+      </w:r>
+    </w:p>
+    <w:p>
+      <w:pPr>
         <w:pStyle w:val="FirstParagraph"/>
       </w:pPr>
       <w:r>
@@ -4876,15 +5200,121 @@
         <w:t xml:space="preserve">btnApercuPDF.OnSelect</w:t>
       </w:r>
       <w:r>
-        <w:t xml:space="preserve"> </w:t>
-      </w:r>
-      <w:r>
-        <w:t xml:space="preserve">puis créer les boutons « 📄 Ouvrir le PDF » (formulaire) et « 📄 PDF » (Mes dossiers).</w:t>
+        <w:t xml:space="preserve">, puis créer le bouton</w:t>
+      </w:r>
+      <w:r>
+        <w:t xml:space="preserve"> </w:t>
+      </w:r>
+      <w:r>
+        <w:rPr>
+          <w:bCs/>
+          <w:b/>
+        </w:rPr>
+        <w:t xml:space="preserve">« 📄 Ouvrir le PDF »</w:t>
+      </w:r>
+      <w:r>
+        <w:t xml:space="preserve"> </w:t>
+      </w:r>
+      <w:r>
+        <w:t xml:space="preserve">(barre de gauche, sous Aperçu PDF). Le bouton « 📄 PDF » sur chaque ligne de Mes dossiers est</w:t>
+      </w:r>
+      <w:r>
+        <w:t xml:space="preserve"> </w:t>
+      </w:r>
+      <w:r>
+        <w:rPr>
+          <w:bCs/>
+          <w:b/>
+        </w:rPr>
+        <w:t xml:space="preserve">optionnel</w:t>
+      </w:r>
+      <w:r>
+        <w:t xml:space="preserve"> </w:t>
+      </w:r>
+      <w:r>
+        <w:t xml:space="preserve">(amélioration future).</w:t>
       </w:r>
     </w:p>
     <w:p>
       <w:pPr>
         <w:pStyle w:val="FirstParagraph"/>
+      </w:pPr>
+      <w:r>
+        <w:rPr>
+          <w:bCs/>
+          <w:b/>
+        </w:rPr>
+        <w:t xml:space="preserve">Point clé du flux :</w:t>
+      </w:r>
+      <w:r>
+        <w:t xml:space="preserve"> </w:t>
+      </w:r>
+      <w:r>
+        <w:t xml:space="preserve">la sortie</w:t>
+      </w:r>
+      <w:r>
+        <w:t xml:space="preserve"> </w:t>
+      </w:r>
+      <w:r>
+        <w:rPr>
+          <w:bCs/>
+          <w:b/>
+        </w:rPr>
+        <w:t xml:space="preserve">lien</w:t>
+      </w:r>
+      <w:r>
+        <w:t xml:space="preserve"> </w:t>
+      </w:r>
+      <w:r>
+        <w:t xml:space="preserve">de « Répondre à l’application » doit être l’expression</w:t>
+      </w:r>
+      <w:r>
+        <w:t xml:space="preserve"> </w:t>
+      </w:r>
+      <w:r>
+        <w:rPr>
+          <w:rStyle w:val="VerbatimChar"/>
+        </w:rPr>
+        <w:t xml:space="preserve">body('Ajouter_PDF')?['AbsoluteUri']</w:t>
+      </w:r>
+      <w:r>
+        <w:t xml:space="preserve"> </w:t>
+      </w:r>
+      <w:r>
+        <w:t xml:space="preserve">(une pastille), jamais du texte tapé. La Condition des anciennes versions compare</w:t>
+      </w:r>
+      <w:r>
+        <w:t xml:space="preserve"> </w:t>
+      </w:r>
+      <w:r>
+        <w:rPr>
+          <w:bCs/>
+          <w:b/>
+        </w:rPr>
+        <w:t xml:space="preserve">DisplayName</w:t>
+      </w:r>
+      <w:r>
+        <w:t xml:space="preserve"> </w:t>
+      </w:r>
+      <w:r>
+        <w:t xml:space="preserve">à</w:t>
+      </w:r>
+      <w:r>
+        <w:t xml:space="preserve"> </w:t>
+      </w:r>
+      <w:r>
+        <w:rPr>
+          <w:rStyle w:val="VerbatimChar"/>
+        </w:rPr>
+        <w:t xml:space="preserve">concat(triggerBody()?['text'], '.pdf')</w:t>
+      </w:r>
+      <w:r>
+        <w:t xml:space="preserve">.</w:t>
+      </w:r>
+    </w:p>
+    <w:p>
+      <w:pPr>
+        <w:pStyle w:val="BodyText"/>
       </w:pPr>
       <w:r>
         <w:t xml:space="preserve">La formule assemble le document</w:t>
@@ -7047,19 +7477,180 @@
               <w:jc w:val="left"/>
             </w:pPr>
             <w:r>
-              <w:t xml:space="preserve">Le flux 3 a été ajouté avant sa dernière action</w:t>
-            </w:r>
-          </w:p>
-        </w:tc>
-        <w:tc>
-          <w:tcPr/>
-          <w:p>
-            <w:pPr>
-              <w:pStyle w:val="Compact"/>
-              <w:jc w:val="left"/>
-            </w:pPr>
-            <w:r>
-              <w:t xml:space="preserve">Volet Power Automate › … › Actualiser</w:t>
+              <w:t xml:space="preserve">Le flux 3 a été ajouté avant sa dernière action, ou ses entrées ont changé</w:t>
+            </w:r>
+          </w:p>
+        </w:tc>
+        <w:tc>
+          <w:tcPr/>
+          <w:p>
+            <w:pPr>
+              <w:pStyle w:val="Compact"/>
+              <w:jc w:val="left"/>
+            </w:pPr>
+            <w:r>
+              <w:t xml:space="preserve">Volet Power Automate › … › Actualiser (ou supprimer et rajouter le flux)</w:t>
+            </w:r>
+          </w:p>
+        </w:tc>
+      </w:tr>
+      <w:tr>
+        <w:tc>
+          <w:tcPr/>
+          <w:p>
+            <w:pPr>
+              <w:pStyle w:val="Compact"/>
+              <w:jc w:val="left"/>
+            </w:pPr>
+            <w:r>
+              <w:t xml:space="preserve">« 502 BadGateway / NoResponse »</w:t>
+            </w:r>
+          </w:p>
+        </w:tc>
+        <w:tc>
+          <w:tcPr/>
+          <w:p>
+            <w:pPr>
+              <w:pStyle w:val="Compact"/>
+              <w:jc w:val="left"/>
+            </w:pPr>
+            <w:r>
+              <w:t xml:space="preserve">Le flux n’a pas atteint « Répondre » (une action a échoué)</w:t>
+            </w:r>
+          </w:p>
+        </w:tc>
+        <w:tc>
+          <w:tcPr/>
+          <w:p>
+            <w:pPr>
+              <w:pStyle w:val="Compact"/>
+              <w:jc w:val="left"/>
+            </w:pPr>
+            <w:r>
+              <w:t xml:space="preserve">Historique des exécutions › carte rouge. Une erreur Runtime ancienne reste affichée tant qu’il n’y a pas d’appel réussi</w:t>
+            </w:r>
+          </w:p>
+        </w:tc>
+      </w:tr>
+      <w:tr>
+        <w:tc>
+          <w:tcPr/>
+          <w:p>
+            <w:pPr>
+              <w:pStyle w:val="Compact"/>
+              <w:jc w:val="left"/>
+            </w:pPr>
+            <w:r>
+              <w:t xml:space="preserve">« Le nom spécifié est déjà utilisé » (Ajouter PDF)</w:t>
+            </w:r>
+          </w:p>
+        </w:tc>
+        <w:tc>
+          <w:tcPr/>
+          <w:p>
+            <w:pPr>
+              <w:pStyle w:val="Compact"/>
+              <w:jc w:val="left"/>
+            </w:pPr>
+            <w:r>
+              <w:t xml:space="preserve">L’ancien PDF n’a pas été supprimé</w:t>
+            </w:r>
+          </w:p>
+        </w:tc>
+        <w:tc>
+          <w:tcPr/>
+          <w:p>
+            <w:pPr>
+              <w:pStyle w:val="Compact"/>
+              <w:jc w:val="left"/>
+            </w:pPr>
+            <w:r>
+              <w:t xml:space="preserve">Condition =</w:t>
+            </w:r>
+            <w:r>
+              <w:t xml:space="preserve"> </w:t>
+            </w:r>
+            <w:r>
+              <w:rPr>
+                <w:rStyle w:val="VerbatimChar"/>
+              </w:rPr>
+              <w:t xml:space="preserve">concat(triggerBody()?['text'], '.pdf')</w:t>
+            </w:r>
+          </w:p>
+        </w:tc>
+      </w:tr>
+      <w:tr>
+        <w:tc>
+          <w:tcPr/>
+          <w:p>
+            <w:pPr>
+              <w:pStyle w:val="Compact"/>
+              <w:jc w:val="left"/>
+            </w:pPr>
+            <w:r>
+              <w:t xml:space="preserve">« ActionResponseSkipped »</w:t>
+            </w:r>
+          </w:p>
+        </w:tc>
+        <w:tc>
+          <w:tcPr/>
+          <w:p>
+            <w:pPr>
+              <w:pStyle w:val="Compact"/>
+              <w:jc w:val="left"/>
+            </w:pPr>
+            <w:r>
+              <w:t xml:space="preserve">Exécution relancée par « Renvoyer » : personne n’attend la réponse</w:t>
+            </w:r>
+          </w:p>
+        </w:tc>
+        <w:tc>
+          <w:tcPr/>
+          <w:p>
+            <w:pPr>
+              <w:pStyle w:val="Compact"/>
+              <w:jc w:val="left"/>
+            </w:pPr>
+            <w:r>
+              <w:t xml:space="preserve">Normal ; tester depuis l’application</w:t>
+            </w:r>
+          </w:p>
+        </w:tc>
+      </w:tr>
+      <w:tr>
+        <w:tc>
+          <w:tcPr/>
+          <w:p>
+            <w:pPr>
+              <w:pStyle w:val="Compact"/>
+              <w:jc w:val="left"/>
+            </w:pPr>
+            <w:r>
+              <w:t xml:space="preserve">« Impossible d’utiliser la fonction Average avec une table vide »</w:t>
+            </w:r>
+          </w:p>
+        </w:tc>
+        <w:tc>
+          <w:tcPr/>
+          <w:p>
+            <w:pPr>
+              <w:pStyle w:val="Compact"/>
+              <w:jc w:val="left"/>
+            </w:pPr>
+            <w:r>
+              <w:t xml:space="preserve">Contrôles de l’ancien onglet Synthèse</w:t>
+            </w:r>
+          </w:p>
+        </w:tc>
+        <w:tc>
+          <w:tcPr/>
+          <w:p>
+            <w:pPr>
+              <w:pStyle w:val="Compact"/>
+              <w:jc w:val="left"/>
+            </w:pPr>
+            <w:r>
+              <w:t xml:space="preserve">Supprimer panelSynthese</w:t>
             </w:r>
           </w:p>
         </w:tc>

--- a/powerapps/GUIDE-MISE-EN-PRODUCTION.docx
+++ b/powerapps/GUIDE-MISE-EN-PRODUCTION.docx
@@ -99,7 +99,55 @@
         <w:t xml:space="preserve"> </w:t>
       </w:r>
       <w:r>
-        <w:t xml:space="preserve">2026</w:t>
+        <w:t xml:space="preserve">2026,</w:t>
+      </w:r>
+      <w:r>
+        <w:t xml:space="preserve"> </w:t>
+      </w:r>
+      <w:r>
+        <w:t xml:space="preserve">mise</w:t>
+      </w:r>
+      <w:r>
+        <w:t xml:space="preserve"> </w:t>
+      </w:r>
+      <w:r>
+        <w:t xml:space="preserve">à</w:t>
+      </w:r>
+      <w:r>
+        <w:t xml:space="preserve"> </w:t>
+      </w:r>
+      <w:r>
+        <w:t xml:space="preserve">jour</w:t>
+      </w:r>
+      <w:r>
+        <w:t xml:space="preserve"> </w:t>
+      </w:r>
+      <w:r>
+        <w:t xml:space="preserve">du</w:t>
+      </w:r>
+      <w:r>
+        <w:t xml:space="preserve"> </w:t>
+      </w:r>
+      <w:r>
+        <w:t xml:space="preserve">29</w:t>
+      </w:r>
+      <w:r>
+        <w:t xml:space="preserve"> </w:t>
+      </w:r>
+      <w:r>
+        <w:t xml:space="preserve">octobre</w:t>
+      </w:r>
+      <w:r>
+        <w:t xml:space="preserve"> </w:t>
+      </w:r>
+      <w:r>
+        <w:t xml:space="preserve">(transmission</w:t>
+      </w:r>
+      <w:r>
+        <w:t xml:space="preserve"> </w:t>
+      </w:r>
+      <w:r>
+        <w:t xml:space="preserve">PréProd)</w:t>
       </w:r>
       <w:r>
         <w:t xml:space="preserve"> </w:t>
@@ -469,6 +517,64 @@
                 <w:b/>
               </w:rPr>
               <w:t xml:space="preserve">Aperçu PDF</w:t>
+            </w:r>
+          </w:p>
+        </w:tc>
+      </w:tr>
+      <w:tr>
+        <w:tc>
+          <w:tcPr/>
+          <w:p>
+            <w:pPr>
+              <w:pStyle w:val="Compact"/>
+              <w:jc w:val="left"/>
+            </w:pPr>
+            <w:r>
+              <w:rPr>
+                <w:rStyle w:val="VerbatimChar"/>
+              </w:rPr>
+              <w:t xml:space="preserve">CORRECTION-TYPE-RENCONTRE.docx</w:t>
+            </w:r>
+          </w:p>
+        </w:tc>
+        <w:tc>
+          <w:tcPr/>
+          <w:p>
+            <w:pPr>
+              <w:pStyle w:val="Compact"/>
+              <w:jc w:val="left"/>
+            </w:pPr>
+            <w:r>
+              <w:t xml:space="preserve">Correction du 29 octobre : le type de rencontre reste dans le dossier et paraît dans le PDF</w:t>
+            </w:r>
+          </w:p>
+        </w:tc>
+      </w:tr>
+      <w:tr>
+        <w:tc>
+          <w:tcPr/>
+          <w:p>
+            <w:pPr>
+              <w:pStyle w:val="Compact"/>
+              <w:jc w:val="left"/>
+            </w:pPr>
+            <w:r>
+              <w:rPr>
+                <w:rStyle w:val="VerbatimChar"/>
+              </w:rPr>
+              <w:t xml:space="preserve">transmission-TI/</w:t>
+            </w:r>
+          </w:p>
+        </w:tc>
+        <w:tc>
+          <w:tcPr/>
+          <w:p>
+            <w:pPr>
+              <w:pStyle w:val="Compact"/>
+              <w:jc w:val="left"/>
+            </w:pPr>
+            <w:r>
+              <w:t xml:space="preserve">Le paquet à envoyer aux TI pour la PréProd (bordereau, courriel, ZIP)</w:t>
             </w:r>
           </w:p>
         </w:tc>
@@ -2996,6 +3102,109 @@
               <w:jc w:val="left"/>
             </w:pPr>
             <w:r>
+              <w:t xml:space="preserve">27</w:t>
+            </w:r>
+          </w:p>
+        </w:tc>
+        <w:tc>
+          <w:tcPr/>
+          <w:p>
+            <w:pPr>
+              <w:pStyle w:val="Compact"/>
+              <w:jc w:val="left"/>
+            </w:pPr>
+            <w:r>
+              <w:t xml:space="preserve">Cases Type de rencontre (29 oct.)</w:t>
+            </w:r>
+          </w:p>
+        </w:tc>
+        <w:tc>
+          <w:tcPr/>
+          <w:p>
+            <w:pPr>
+              <w:pStyle w:val="Compact"/>
+              <w:jc w:val="left"/>
+            </w:pPr>
+            <w:r>
+              <w:t xml:space="preserve">Les cases se décochaient après « Enregistrer et déposer » et le type de rencontre n’était pas dans le PDF : le texte exact des choix ne correspondait pas, ou le dossier ouvert depuis Mes dossiers arrivait incomplet.</w:t>
+            </w:r>
+          </w:p>
+        </w:tc>
+        <w:tc>
+          <w:tcPr/>
+          <w:p>
+            <w:pPr>
+              <w:pStyle w:val="Compact"/>
+              <w:jc w:val="left"/>
+            </w:pPr>
+            <w:r>
+              <w:t xml:space="preserve">Comparaison par</w:t>
+            </w:r>
+            <w:r>
+              <w:t xml:space="preserve"> </w:t>
+            </w:r>
+            <w:r>
+              <w:rPr>
+                <w:bCs/>
+                <w:b/>
+              </w:rPr>
+              <w:t xml:space="preserve">mot-clé</w:t>
+            </w:r>
+            <w:r>
+              <w:t xml:space="preserve"> </w:t>
+            </w:r>
+            <w:r>
+              <w:t xml:space="preserve">(</w:t>
+            </w:r>
+            <w:r>
+              <w:rPr>
+                <w:rStyle w:val="VerbatimChar"/>
+              </w:rPr>
+              <w:t xml:space="preserve">"essai" in Value</w:t>
+            </w:r>
+            <w:r>
+              <w:t xml:space="preserve">…) dans Checked et dans btnDeposer ;</w:t>
+            </w:r>
+            <w:r>
+              <w:t xml:space="preserve"> </w:t>
+            </w:r>
+            <w:r>
+              <w:rPr>
+                <w:bCs/>
+                <w:b/>
+              </w:rPr>
+              <w:t xml:space="preserve">relecture du dossier</w:t>
+            </w:r>
+            <w:r>
+              <w:t xml:space="preserve"> </w:t>
+            </w:r>
+            <w:r>
+              <w:t xml:space="preserve">au début d’OnVisible. Voir</w:t>
+            </w:r>
+            <w:r>
+              <w:t xml:space="preserve"> </w:t>
+            </w:r>
+            <w:r>
+              <w:rPr>
+                <w:rStyle w:val="VerbatimChar"/>
+              </w:rPr>
+              <w:t xml:space="preserve">CORRECTION-TYPE-RENCONTRE.docx</w:t>
+            </w:r>
+            <w:r>
+              <w:t xml:space="preserve">.</w:t>
+            </w:r>
+          </w:p>
+        </w:tc>
+      </w:tr>
+      <w:tr>
+        <w:tc>
+          <w:tcPr/>
+          <w:p>
+            <w:pPr>
+              <w:pStyle w:val="Compact"/>
+              <w:jc w:val="left"/>
+            </w:pPr>
+            <w:r>
               <w:t xml:space="preserve">19</w:t>
             </w:r>
           </w:p>
@@ -5715,7 +5924,7 @@
               <w:jc w:val="left"/>
             </w:pPr>
             <w:r>
-              <w:t xml:space="preserve">Tout revient, y compris les cases Type de rencontre</w:t>
+              <w:t xml:space="preserve">Tout revient, y compris les cases Type de rencontre (2 cases cochées restent cochées)</w:t>
             </w:r>
           </w:p>
         </w:tc>
@@ -6129,7 +6338,23 @@
               <w:jc w:val="left"/>
             </w:pPr>
             <w:r>
-              <w:t xml:space="preserve">Le PDF de plusieurs pages s’ouvre ; il est joint au dossier (une seule version) ; aucun .html ne reste dans OneDrive</w:t>
+              <w:t xml:space="preserve">Le PDF de plusieurs pages s’ouvre et affiche le</w:t>
+            </w:r>
+            <w:r>
+              <w:t xml:space="preserve"> </w:t>
+            </w:r>
+            <w:r>
+              <w:rPr>
+                <w:bCs/>
+                <w:b/>
+              </w:rPr>
+              <w:t xml:space="preserve">type de rencontre</w:t>
+            </w:r>
+            <w:r>
+              <w:t xml:space="preserve"> </w:t>
+            </w:r>
+            <w:r>
+              <w:t xml:space="preserve">; il est joint au dossier (une seule version) ; aucun .html ne reste dans OneDrive</w:t>
             </w:r>
           </w:p>
         </w:tc>
@@ -6435,7 +6660,7 @@
         <w:t xml:space="preserve"> </w:t>
       </w:r>
       <w:r>
-        <w:t xml:space="preserve">(ex. 1.0.0.1).</w:t>
+        <w:t xml:space="preserve">(ex. 1.0.0.2 pour la remise du 29 octobre).</w:t>
       </w:r>
     </w:p>
     <w:bookmarkEnd w:id="38"/>
@@ -6536,7 +6761,7 @@
         <w:rPr>
           <w:rStyle w:val="VerbatimChar"/>
         </w:rPr>
-        <w:t xml:space="preserve">Solution-ApplicationAppreciation_1_0_0_1_managed.zip</w:t>
+        <w:t xml:space="preserve">Solution-ApplicationAppreciation_1_0_0_2_managed.zip</w:t>
       </w:r>
       <w:r>
         <w:t xml:space="preserve">).</w:t>
@@ -6550,6 +6775,31 @@
       </w:pPr>
       <w:r>
         <w:t xml:space="preserve">9.3 Remettre aux TI</w:t>
+      </w:r>
+    </w:p>
+    <w:p>
+      <w:pPr>
+        <w:pStyle w:val="FirstParagraph"/>
+      </w:pPr>
+      <w:r>
+        <w:t xml:space="preserve">Tout est prêt dans le dossier</w:t>
+      </w:r>
+      <w:r>
+        <w:t xml:space="preserve"> </w:t>
+      </w:r>
+      <w:r>
+        <w:rPr>
+          <w:rStyle w:val="VerbatimChar"/>
+          <w:bCs/>
+          <w:b/>
+        </w:rPr>
+        <w:t xml:space="preserve">transmission-TI/</w:t>
+      </w:r>
+      <w:r>
+        <w:t xml:space="preserve"> </w:t>
+      </w:r>
+      <w:r>
+        <w:t xml:space="preserve">:</w:t>
       </w:r>
     </w:p>
     <w:p>
@@ -6561,23 +6811,16 @@
         <w:pStyle w:val="Compact"/>
       </w:pPr>
       <w:r>
-        <w:t xml:space="preserve">le</w:t>
-      </w:r>
-      <w:r>
-        <w:t xml:space="preserve"> </w:t>
-      </w:r>
-      <w:r>
-        <w:rPr>
-          <w:bCs/>
-          <w:b/>
-        </w:rPr>
-        <w:t xml:space="preserve">.zip géré</w:t>
-      </w:r>
-      <w:r>
-        <w:t xml:space="preserve"> </w:t>
-      </w:r>
-      <w:r>
-        <w:t xml:space="preserve">;</w:t>
+        <w:rPr>
+          <w:rStyle w:val="VerbatimChar"/>
+        </w:rPr>
+        <w:t xml:space="preserve">BORDEREAU-TRANSMISSION-TI.docx</w:t>
+      </w:r>
+      <w:r>
+        <w:t xml:space="preserve"> </w:t>
+      </w:r>
+      <w:r>
+        <w:t xml:space="preserve">: le contenu du paquet, le courriel à envoyer et la marche à suivre ;</w:t>
       </w:r>
     </w:p>
     <w:p>
@@ -6589,36 +6832,34 @@
         <w:pStyle w:val="Compact"/>
       </w:pPr>
       <w:r>
-        <w:t xml:space="preserve">le fichier</w:t>
-      </w:r>
-      <w:r>
-        <w:t xml:space="preserve"> </w:t>
-      </w:r>
-      <w:r>
         <w:rPr>
           <w:rStyle w:val="VerbatimChar"/>
+        </w:rPr>
+        <w:t xml:space="preserve">Transmission-TI-PreProd.zip</w:t>
+      </w:r>
+      <w:r>
+        <w:t xml:space="preserve"> </w:t>
+      </w:r>
+      <w:r>
+        <w:t xml:space="preserve">: les documents pour les TI.</w:t>
+      </w:r>
+    </w:p>
+    <w:p>
+      <w:pPr>
+        <w:pStyle w:val="FirstParagraph"/>
+      </w:pPr>
+      <w:r>
+        <w:rPr>
           <w:bCs/>
           <w:b/>
         </w:rPr>
-        <w:t xml:space="preserve">Variables-environnement-et-deploiement.xlsx</w:t>
-      </w:r>
-      <w:r>
-        <w:t xml:space="preserve"> </w:t>
-      </w:r>
-      <w:r>
-        <w:t xml:space="preserve">: colonnes Pré-prod et Prod à compléter avec eux, et la liste de vérification des TI ;</w:t>
-      </w:r>
-    </w:p>
-    <w:p>
-      <w:pPr>
-        <w:numPr>
-          <w:ilvl w:val="0"/>
-          <w:numId w:val="1014"/>
-        </w:numPr>
-        <w:pStyle w:val="Compact"/>
-      </w:pPr>
-      <w:r>
-        <w:t xml:space="preserve">la</w:t>
+        <w:t xml:space="preserve">À ajouter vous-même</w:t>
+      </w:r>
+      <w:r>
+        <w:t xml:space="preserve"> </w:t>
+      </w:r>
+      <w:r>
+        <w:t xml:space="preserve">: le</w:t>
       </w:r>
       <w:r>
         <w:t xml:space="preserve"> </w:t>
@@ -6628,50 +6869,89 @@
           <w:bCs/>
           <w:b/>
         </w:rPr>
-        <w:t xml:space="preserve">partie 4</w:t>
-      </w:r>
-      <w:r>
-        <w:t xml:space="preserve"> </w:t>
-      </w:r>
-      <w:r>
-        <w:t xml:space="preserve">de ce guide (SharePoint), avec l’étape 3 du Guide complet (les 35 colonnes) ;</w:t>
-      </w:r>
-    </w:p>
-    <w:p>
-      <w:pPr>
-        <w:numPr>
-          <w:ilvl w:val="0"/>
-          <w:numId w:val="1014"/>
-        </w:numPr>
-        <w:pStyle w:val="Compact"/>
-      </w:pPr>
-      <w:r>
-        <w:t xml:space="preserve">le</w:t>
-      </w:r>
-      <w:r>
-        <w:t xml:space="preserve"> </w:t>
-      </w:r>
+        <w:t xml:space="preserve">.zip géré de la solution</w:t>
+      </w:r>
+      <w:r>
+        <w:t xml:space="preserve"> </w:t>
+      </w:r>
+      <w:r>
+        <w:t xml:space="preserve">(partie 9.2). Il ne peut venir que de votre environnement Power Apps.</w:t>
+      </w:r>
+    </w:p>
+    <w:p>
+      <w:pPr>
+        <w:pStyle w:val="BodyText"/>
+      </w:pPr>
       <w:r>
         <w:rPr>
           <w:bCs/>
           <w:b/>
         </w:rPr>
-        <w:t xml:space="preserve">schéma</w:t>
-      </w:r>
-      <w:r>
-        <w:t xml:space="preserve"> </w:t>
-      </w:r>
-      <w:r>
-        <w:t xml:space="preserve">(</w:t>
-      </w:r>
-      <w:r>
-        <w:rPr>
-          <w:rStyle w:val="VerbatimChar"/>
-        </w:rPr>
-        <w:t xml:space="preserve">Schema-solution.jpg</w:t>
-      </w:r>
-      <w:r>
-        <w:t xml:space="preserve">).</w:t>
+        <w:t xml:space="preserve">Recréer les listes SharePoint à l’identique :</w:t>
+      </w:r>
+      <w:r>
+        <w:t xml:space="preserve"> </w:t>
+      </w:r>
+      <w:r>
+        <w:t xml:space="preserve">sur le site de PréProd,</w:t>
+      </w:r>
+      <w:r>
+        <w:t xml:space="preserve"> </w:t>
+      </w:r>
+      <w:r>
+        <w:rPr>
+          <w:bCs/>
+          <w:b/>
+        </w:rPr>
+        <w:t xml:space="preserve">Nouveau › Liste › À partir d’une liste existante</w:t>
+      </w:r>
+      <w:r>
+        <w:t xml:space="preserve">, puis choisir la liste</w:t>
+      </w:r>
+      <w:r>
+        <w:t xml:space="preserve"> </w:t>
+      </w:r>
+      <w:r>
+        <w:rPr>
+          <w:iCs/>
+          <w:i/>
+        </w:rPr>
+        <w:t xml:space="preserve">Appreciations</w:t>
+      </w:r>
+      <w:r>
+        <w:t xml:space="preserve"> </w:t>
+      </w:r>
+      <w:r>
+        <w:t xml:space="preserve">du bac à sable (même chose pour</w:t>
+      </w:r>
+      <w:r>
+        <w:t xml:space="preserve"> </w:t>
+      </w:r>
+      <w:r>
+        <w:rPr>
+          <w:iCs/>
+          <w:i/>
+        </w:rPr>
+        <w:t xml:space="preserve">Parametres</w:t>
+      </w:r>
+      <w:r>
+        <w:t xml:space="preserve">). Les 35 colonnes, avec leurs noms internes et leurs choix, sont recopiées exactement. Ensuite, refaire les réglages de l’onglet</w:t>
+      </w:r>
+      <w:r>
+        <w:t xml:space="preserve"> </w:t>
+      </w:r>
+      <w:r>
+        <w:rPr>
+          <w:bCs/>
+          <w:b/>
+        </w:rPr>
+        <w:t xml:space="preserve">SharePoint</w:t>
+      </w:r>
+      <w:r>
+        <w:t xml:space="preserve"> </w:t>
+      </w:r>
+      <w:r>
+        <w:t xml:space="preserve">du fichier Excel : index, pièces jointes, versions, autorisations.</w:t>
       </w:r>
     </w:p>
     <w:bookmarkEnd w:id="40"/>

--- a/powerapps/GUIDE-MISE-EN-PRODUCTION.docx
+++ b/powerapps/GUIDE-MISE-EN-PRODUCTION.docx
@@ -105,7 +105,7 @@
         <w:t xml:space="preserve"> </w:t>
       </w:r>
       <w:r>
-        <w:t xml:space="preserve">mise</w:t>
+        <w:t xml:space="preserve">mises</w:t>
       </w:r>
       <w:r>
         <w:t xml:space="preserve"> </w:t>
@@ -130,6 +130,24 @@
       </w:r>
       <w:r>
         <w:t xml:space="preserve">29</w:t>
+      </w:r>
+      <w:r>
+        <w:t xml:space="preserve"> </w:t>
+      </w:r>
+      <w:r>
+        <w:t xml:space="preserve">et</w:t>
+      </w:r>
+      <w:r>
+        <w:t xml:space="preserve"> </w:t>
+      </w:r>
+      <w:r>
+        <w:t xml:space="preserve">du</w:t>
+      </w:r>
+      <w:r>
+        <w:t xml:space="preserve"> </w:t>
+      </w:r>
+      <w:r>
+        <w:t xml:space="preserve">30</w:t>
       </w:r>
       <w:r>
         <w:t xml:space="preserve"> </w:t>
@@ -546,6 +564,35 @@
             </w:pPr>
             <w:r>
               <w:t xml:space="preserve">Correction du 29 octobre : le type de rencontre reste dans le dossier et paraît dans le PDF</w:t>
+            </w:r>
+          </w:p>
+        </w:tc>
+      </w:tr>
+      <w:tr>
+        <w:tc>
+          <w:tcPr/>
+          <w:p>
+            <w:pPr>
+              <w:pStyle w:val="Compact"/>
+              <w:jc w:val="left"/>
+            </w:pPr>
+            <w:r>
+              <w:rPr>
+                <w:rStyle w:val="VerbatimChar"/>
+              </w:rPr>
+              <w:t xml:space="preserve">MISE-A-JOUR-ECHELLE-POSTURES.docx</w:t>
+            </w:r>
+          </w:p>
+        </w:tc>
+        <w:tc>
+          <w:tcPr/>
+          <w:p>
+            <w:pPr>
+              <w:pStyle w:val="Compact"/>
+              <w:jc w:val="left"/>
+            </w:pPr>
+            <w:r>
+              <w:t xml:space="preserve">Mise à jour du 30 octobre : échelle des postures de leadership à 4 niveaux</w:t>
             </w:r>
           </w:p>
         </w:tc>
@@ -3205,6 +3252,92 @@
               <w:jc w:val="left"/>
             </w:pPr>
             <w:r>
+              <w:t xml:space="preserve">28</w:t>
+            </w:r>
+          </w:p>
+        </w:tc>
+        <w:tc>
+          <w:tcPr/>
+          <w:p>
+            <w:pPr>
+              <w:pStyle w:val="Compact"/>
+              <w:jc w:val="left"/>
+            </w:pPr>
+            <w:r>
+              <w:t xml:space="preserve">Section B, échelle (30 oct.)</w:t>
+            </w:r>
+          </w:p>
+        </w:tc>
+        <w:tc>
+          <w:tcPr/>
+          <w:p>
+            <w:pPr>
+              <w:pStyle w:val="Compact"/>
+              <w:jc w:val="left"/>
+            </w:pPr>
+            <w:r>
+              <w:t xml:space="preserve">Nouvelle échelle des postures de leadership : 4 niveaux (Insatisfaisant, Partiellement satisfaisant, Complètement satisfaisant, Supérieur), nouvelles descriptions et note 1.</w:t>
+            </w:r>
+          </w:p>
+        </w:tc>
+        <w:tc>
+          <w:tcPr/>
+          <w:p>
+            <w:pPr>
+              <w:pStyle w:val="Compact"/>
+              <w:jc w:val="left"/>
+            </w:pPr>
+            <w:r>
+              <w:rPr>
+                <w:rStyle w:val="VerbatimChar"/>
+              </w:rPr>
+              <w:t xml:space="preserve">colEchelle</w:t>
+            </w:r>
+            <w:r>
+              <w:t xml:space="preserve"> </w:t>
+            </w:r>
+            <w:r>
+              <w:t xml:space="preserve">à 4 niveaux avec descriptions (OnVisible) ;</w:t>
+            </w:r>
+            <w:r>
+              <w:t xml:space="preserve"> </w:t>
+            </w:r>
+            <w:r>
+              <w:rPr>
+                <w:rStyle w:val="VerbatimChar"/>
+              </w:rPr>
+              <w:t xml:space="preserve">echelleLegend</w:t>
+            </w:r>
+            <w:r>
+              <w:t xml:space="preserve"> </w:t>
+            </w:r>
+            <w:r>
+              <w:t xml:space="preserve">lit colEchelle. Voir</w:t>
+            </w:r>
+            <w:r>
+              <w:t xml:space="preserve"> </w:t>
+            </w:r>
+            <w:r>
+              <w:rPr>
+                <w:rStyle w:val="VerbatimChar"/>
+              </w:rPr>
+              <w:t xml:space="preserve">MISE-A-JOUR-ECHELLE-POSTURES.docx</w:t>
+            </w:r>
+            <w:r>
+              <w:t xml:space="preserve">.</w:t>
+            </w:r>
+          </w:p>
+        </w:tc>
+      </w:tr>
+      <w:tr>
+        <w:tc>
+          <w:tcPr/>
+          <w:p>
+            <w:pPr>
+              <w:pStyle w:val="Compact"/>
+              <w:jc w:val="left"/>
+            </w:pPr>
+            <w:r>
               <w:t xml:space="preserve">19</w:t>
             </w:r>
           </w:p>
@@ -6222,6 +6355,52 @@
               <w:jc w:val="left"/>
             </w:pPr>
             <w:r>
+              <w:t xml:space="preserve">12a</w:t>
+            </w:r>
+          </w:p>
+        </w:tc>
+        <w:tc>
+          <w:tcPr/>
+          <w:p>
+            <w:pPr>
+              <w:pStyle w:val="Compact"/>
+              <w:jc w:val="left"/>
+            </w:pPr>
+            <w:r>
+              <w:t xml:space="preserve">Section B (cadres avec et sans équipe)</w:t>
+            </w:r>
+          </w:p>
+        </w:tc>
+        <w:tc>
+          <w:tcPr/>
+          <w:p>
+            <w:pPr>
+              <w:pStyle w:val="Compact"/>
+              <w:jc w:val="left"/>
+            </w:pPr>
+            <w:r>
+              <w:t xml:space="preserve">Tableau à 4 niveaux et note 1 ; les listes de cotes offrent les 4 niveaux ; les cotes reviennent à la réouverture</w:t>
+            </w:r>
+          </w:p>
+        </w:tc>
+        <w:tc>
+          <w:tcPr/>
+          <w:p>
+            <w:pPr>
+              <w:pStyle w:val="Compact"/>
+            </w:pPr>
+          </w:p>
+        </w:tc>
+      </w:tr>
+      <w:tr>
+        <w:tc>
+          <w:tcPr/>
+          <w:p>
+            <w:pPr>
+              <w:pStyle w:val="Compact"/>
+              <w:jc w:val="left"/>
+            </w:pPr>
+            <w:r>
               <w:t xml:space="preserve">12</w:t>
             </w:r>
           </w:p>
@@ -6660,7 +6839,7 @@
         <w:t xml:space="preserve"> </w:t>
       </w:r>
       <w:r>
-        <w:t xml:space="preserve">(ex. 1.0.0.2 pour la remise du 29 octobre).</w:t>
+        <w:t xml:space="preserve">(ex. 1.0.0.3 pour la remise du 30 octobre).</w:t>
       </w:r>
     </w:p>
     <w:bookmarkEnd w:id="38"/>
@@ -6761,7 +6940,7 @@
         <w:rPr>
           <w:rStyle w:val="VerbatimChar"/>
         </w:rPr>
-        <w:t xml:space="preserve">Solution-ApplicationAppreciation_1_0_0_2_managed.zip</w:t>
+        <w:t xml:space="preserve">Solution-ApplicationAppreciation_1_0_0_3_managed.zip</w:t>
       </w:r>
       <w:r>
         <w:t xml:space="preserve">).</w:t>

--- a/powerapps/GUIDE-MISE-EN-PRODUCTION.docx
+++ b/powerapps/GUIDE-MISE-EN-PRODUCTION.docx
@@ -593,6 +593,71 @@
             </w:pPr>
             <w:r>
               <w:t xml:space="preserve">Mise à jour du 30 octobre : échelle des postures de leadership à 4 niveaux</w:t>
+            </w:r>
+          </w:p>
+        </w:tc>
+      </w:tr>
+      <w:tr>
+        <w:tc>
+          <w:tcPr/>
+          <w:p>
+            <w:pPr>
+              <w:pStyle w:val="Compact"/>
+              <w:jc w:val="left"/>
+            </w:pPr>
+            <w:r>
+              <w:rPr>
+                <w:rStyle w:val="VerbatimChar"/>
+              </w:rPr>
+              <w:t xml:space="preserve">preprod/</w:t>
+            </w:r>
+          </w:p>
+        </w:tc>
+        <w:tc>
+          <w:tcPr/>
+          <w:p>
+            <w:pPr>
+              <w:pStyle w:val="Compact"/>
+              <w:jc w:val="left"/>
+            </w:pPr>
+            <w:r>
+              <w:rPr>
+                <w:bCs/>
+                <w:b/>
+              </w:rPr>
+              <w:t xml:space="preserve">Guide du site PréProd et de la conformité aux exigences des TI</w:t>
+            </w:r>
+            <w:r>
+              <w:t xml:space="preserve">, formules de conformité</w:t>
+            </w:r>
+          </w:p>
+        </w:tc>
+      </w:tr>
+      <w:tr>
+        <w:tc>
+          <w:tcPr/>
+          <w:p>
+            <w:pPr>
+              <w:pStyle w:val="Compact"/>
+              <w:jc w:val="left"/>
+            </w:pPr>
+            <w:r>
+              <w:rPr>
+                <w:rStyle w:val="VerbatimChar"/>
+              </w:rPr>
+              <w:t xml:space="preserve">documents-TI/</w:t>
+            </w:r>
+          </w:p>
+        </w:tc>
+        <w:tc>
+          <w:tcPr/>
+          <w:p>
+            <w:pPr>
+              <w:pStyle w:val="Compact"/>
+              <w:jc w:val="left"/>
+            </w:pPr>
+            <w:r>
+              <w:t xml:space="preserve">Les 5 documents à déposer dans « Documents TI »</w:t>
             </w:r>
           </w:p>
         </w:tc>
@@ -3338,6 +3403,83 @@
               <w:jc w:val="left"/>
             </w:pPr>
             <w:r>
+              <w:t xml:space="preserve">29</w:t>
+            </w:r>
+          </w:p>
+        </w:tc>
+        <w:tc>
+          <w:tcPr/>
+          <w:p>
+            <w:pPr>
+              <w:pStyle w:val="Compact"/>
+              <w:jc w:val="left"/>
+            </w:pPr>
+            <w:r>
+              <w:t xml:space="preserve">Conformité TI (30 oct.)</w:t>
+            </w:r>
+          </w:p>
+        </w:tc>
+        <w:tc>
+          <w:tcPr/>
+          <w:p>
+            <w:pPr>
+              <w:pStyle w:val="Compact"/>
+              <w:jc w:val="left"/>
+            </w:pPr>
+            <w:r>
+              <w:t xml:space="preserve">Exigences des TI : documentation, commentaires, confirmation, validation, erreurs, À propos, Aide, conventions de nommage APCONT, groupes d’application.</w:t>
+            </w:r>
+          </w:p>
+        </w:tc>
+        <w:tc>
+          <w:tcPr/>
+          <w:p>
+            <w:pPr>
+              <w:pStyle w:val="Compact"/>
+              <w:jc w:val="left"/>
+            </w:pPr>
+            <w:r>
+              <w:t xml:space="preserve">Voir</w:t>
+            </w:r>
+            <w:r>
+              <w:t xml:space="preserve"> </w:t>
+            </w:r>
+            <w:r>
+              <w:rPr>
+                <w:rStyle w:val="VerbatimChar"/>
+              </w:rPr>
+              <w:t xml:space="preserve">preprod/GUIDE-PREPROD-ET-CONFORMITE.docx</w:t>
+            </w:r>
+            <w:r>
+              <w:t xml:space="preserve"> </w:t>
+            </w:r>
+            <w:r>
+              <w:t xml:space="preserve">et</w:t>
+            </w:r>
+            <w:r>
+              <w:t xml:space="preserve"> </w:t>
+            </w:r>
+            <w:r>
+              <w:rPr>
+                <w:rStyle w:val="VerbatimChar"/>
+              </w:rPr>
+              <w:t xml:space="preserve">documents-TI/</w:t>
+            </w:r>
+            <w:r>
+              <w:t xml:space="preserve">.</w:t>
+            </w:r>
+          </w:p>
+        </w:tc>
+      </w:tr>
+      <w:tr>
+        <w:tc>
+          <w:tcPr/>
+          <w:p>
+            <w:pPr>
+              <w:pStyle w:val="Compact"/>
+              <w:jc w:val="left"/>
+            </w:pPr>
+            <w:r>
               <w:t xml:space="preserve">19</w:t>
             </w:r>
           </w:p>
@@ -6769,7 +6911,7 @@
         <w:pStyle w:val="Compact"/>
       </w:pPr>
       <w:r>
-        <w:t xml:space="preserve">Pour chacune des 5 variables : ouvrez-la, puis sous</w:t>
+        <w:t xml:space="preserve">Pour chacune des</w:t>
       </w:r>
       <w:r>
         <w:t xml:space="preserve"> </w:t>
@@ -6779,10 +6921,13 @@
           <w:bCs/>
           <w:b/>
         </w:rPr>
-        <w:t xml:space="preserve">Valeur actuelle</w:t>
-      </w:r>
-      <w:r>
-        <w:t xml:space="preserve">, faites</w:t>
+        <w:t xml:space="preserve">6</w:t>
+      </w:r>
+      <w:r>
+        <w:t xml:space="preserve"> </w:t>
+      </w:r>
+      <w:r>
+        <w:t xml:space="preserve">variables : ouvrez-la, section</w:t>
       </w:r>
       <w:r>
         <w:t xml:space="preserve"> </w:t>
@@ -6792,10 +6937,36 @@
           <w:bCs/>
           <w:b/>
         </w:rPr>
-        <w:t xml:space="preserve">… › Retirer de cette solution</w:t>
-      </w:r>
-      <w:r>
-        <w:t xml:space="preserve">. Laissez la valeur par défaut vide.</w:t>
+        <w:t xml:space="preserve">Avancé</w:t>
+      </w:r>
+      <w:r>
+        <w:t xml:space="preserve">, bascule d’export de la valeur à</w:t>
+      </w:r>
+      <w:r>
+        <w:t xml:space="preserve"> </w:t>
+      </w:r>
+      <w:r>
+        <w:rPr>
+          <w:bCs/>
+          <w:b/>
+        </w:rPr>
+        <w:t xml:space="preserve">Non</w:t>
+      </w:r>
+      <w:r>
+        <w:t xml:space="preserve"> </w:t>
+      </w:r>
+      <w:r>
+        <w:t xml:space="preserve">(la valeur n’est pas exportée). Laissez la valeur par défaut vide.</w:t>
+      </w:r>
+      <w:r>
+        <w:t xml:space="preserve"> </w:t>
+      </w:r>
+      <w:r>
+        <w:rPr>
+          <w:iCs/>
+          <w:i/>
+        </w:rPr>
+        <w:t xml:space="preserve">(Méthode exigée par les TI ; remplace « Retirer de cette solution ».)</w:t>
       </w:r>
     </w:p>
     <w:p>
@@ -6839,7 +7010,7 @@
         <w:t xml:space="preserve"> </w:t>
       </w:r>
       <w:r>
-        <w:t xml:space="preserve">(ex. 1.0.0.3 pour la remise du 30 octobre).</w:t>
+        <w:t xml:space="preserve">(ex. 1.0.0.4 pour la remise PréProd).</w:t>
       </w:r>
     </w:p>
     <w:bookmarkEnd w:id="38"/>
@@ -6940,7 +7111,7 @@
         <w:rPr>
           <w:rStyle w:val="VerbatimChar"/>
         </w:rPr>
-        <w:t xml:space="preserve">Solution-ApplicationAppreciation_1_0_0_3_managed.zip</w:t>
+        <w:t xml:space="preserve">Solution-ApplicationAppreciation_1_0_0_4_managed.zip</w:t>
       </w:r>
       <w:r>
         <w:t xml:space="preserve">).</w:t>

--- a/powerapps/GUIDE-MISE-EN-PRODUCTION.docx
+++ b/powerapps/GUIDE-MISE-EN-PRODUCTION.docx
@@ -3427,7 +3427,7 @@
               <w:jc w:val="left"/>
             </w:pPr>
             <w:r>
-              <w:t xml:space="preserve">Exigences des TI : documentation, commentaires, confirmation, validation, erreurs, À propos, Aide, conventions de nommage APCONT, groupes d’application.</w:t>
+              <w:t xml:space="preserve">Exigences des TI : documentation, commentaires, confirmation, validation, erreurs, À propos, Aide, conventions de nommage SRHVQ, groupes d’application.</w:t>
             </w:r>
           </w:p>
         </w:tc>
